--- a/10-简历/乐宇辰-简历-2026.docx
+++ b/10-简历/乐宇辰-简历-2026.docx
@@ -1,6 +1,6 @@
 
 <file path=word/document.xml><?xml version="1.0" encoding="utf-8"?>
-<w:document xmlns:wpc="http://schemas.microsoft.com/office/word/2010/wordprocessingCanvas" xmlns:cx="http://schemas.microsoft.com/office/drawing/2014/chartex" xmlns:cx1="http://schemas.microsoft.com/office/drawing/2015/9/8/chartex" xmlns:cx2="http://schemas.microsoft.com/office/drawing/2015/10/21/chartex" xmlns:cx3="http://schemas.microsoft.com/office/drawing/2016/5/9/chartex" xmlns:cx4="http://schemas.microsoft.com/office/drawing/2016/5/10/chartex" xmlns:cx5="http://schemas.microsoft.com/office/drawing/2016/5/11/chartex" xmlns:cx6="http://schemas.microsoft.com/office/drawing/2016/5/12/chartex" xmlns:cx7="http://schemas.microsoft.com/office/drawing/2016/5/13/chartex" xmlns:cx8="http://schemas.microsoft.com/office/drawing/2016/5/14/chartex" xmlns:mc="http://schemas.openxmlformats.org/markup-compatibility/2006" xmlns:aink="http://schemas.microsoft.com/office/drawing/2016/ink" xmlns:am3d="http://schemas.microsoft.com/office/drawing/2017/model3d" xmlns:o="urn:schemas-microsoft-com:office:office" xmlns:oel="http://schemas.microsoft.com/office/2019/extlst" xmlns:r="http://schemas.openxmlformats.org/officeDocument/2006/relationships" xmlns:m="http://schemas.openxmlformats.org/officeDocument/2006/math" xmlns:v="urn:schemas-microsoft-com:vml" xmlns:wp14="http://schemas.microsoft.com/office/word/2010/wordprocessingDrawing" xmlns:wp="http://schemas.openxmlformats.org/drawingml/2006/wordprocessingDrawing" xmlns:w10="urn:schemas-microsoft-com:office:word" xmlns:w="http://schemas.openxmlformats.org/wordprocessingml/2006/main" xmlns:w14="http://schemas.microsoft.com/office/word/2010/wordml" xmlns:w15="http://schemas.microsoft.com/office/word/2012/wordml" xmlns:w16cex="http://schemas.microsoft.com/office/word/2018/wordml/cex" xmlns:w16cid="http://schemas.microsoft.com/office/word/2016/wordml/cid" xmlns:w16="http://schemas.microsoft.com/office/word/2018/wordml" xmlns:w16du="http://schemas.microsoft.com/office/word/2023/wordml/word16du" xmlns:w16sdtdh="http://schemas.microsoft.com/office/word/2020/wordml/sdtdatahash" xmlns:w16sdtfl="http://schemas.microsoft.com/office/word/2024/wordml/sdtformatlock" xmlns:w16se="http://schemas.microsoft.com/office/word/2015/wordml/symex" xmlns:wpg="http://schemas.microsoft.com/office/word/2010/wordprocessingGroup" xmlns:wpi="http://schemas.microsoft.com/office/word/2010/wordprocessingInk" xmlns:wne="http://schemas.microsoft.com/office/word/2006/wordml" xmlns:wps="http://schemas.microsoft.com/office/word/2010/wordprocessingShape" mc:Ignorable="w14 w15 w16se w16cid w16 w16cex w16sdtdh w16sdtfl w16du wp14">
+<w:document xmlns:wpc="http://schemas.microsoft.com/office/word/2010/wordprocessingCanvas" xmlns:cx="http://schemas.microsoft.com/office/drawing/2014/chartex" xmlns:cx1="http://schemas.microsoft.com/office/drawing/2015/9/8/chartex" xmlns:cx2="http://schemas.microsoft.com/office/drawing/2015/10/21/chartex" xmlns:cx3="http://schemas.microsoft.com/office/drawing/2016/5/9/chartex" xmlns:cx4="http://schemas.microsoft.com/office/drawing/2016/5/10/chartex" xmlns:cx5="http://schemas.microsoft.com/office/drawing/2016/5/11/chartex" xmlns:cx6="http://schemas.microsoft.com/office/drawing/2016/5/12/chartex" xmlns:cx7="http://schemas.microsoft.com/office/drawing/2016/5/13/chartex" xmlns:cx8="http://schemas.microsoft.com/office/drawing/2016/5/14/chartex" xmlns:mc="http://schemas.openxmlformats.org/markup-compatibility/2006" xmlns:aink="http://schemas.microsoft.com/office/drawing/2016/ink" xmlns:am3d="http://schemas.microsoft.com/office/drawing/2017/model3d" xmlns:o="urn:schemas-microsoft-com:office:office" xmlns:oel="http://schemas.microsoft.com/office/2019/extlst" xmlns:r="http://schemas.openxmlformats.org/officeDocument/2006/relationships" xmlns:m="http://schemas.openxmlformats.org/officeDocument/2006/math" xmlns:v="urn:schemas-microsoft-com:vml" xmlns:wp14="http://schemas.microsoft.com/office/word/2010/wordprocessingDrawing" xmlns:wp="http://schemas.openxmlformats.org/drawingml/2006/wordprocessingDrawing" xmlns:w10="urn:schemas-microsoft-com:office:word" xmlns:w="http://schemas.openxmlformats.org/wordprocessingml/2006/main" xmlns:w14="http://schemas.microsoft.com/office/word/2010/wordml" xmlns:w15="http://schemas.microsoft.com/office/word/2012/wordml" xmlns:w16cex="http://schemas.microsoft.com/office/word/2018/wordml/cex" xmlns:w16cid="http://schemas.microsoft.com/office/word/2016/wordml/cid" xmlns:w16="http://schemas.microsoft.com/office/word/2018/wordml" xmlns:w16du="http://schemas.microsoft.com/office/word/2023/wordml/word16du" xmlns:w16sdtdh="http://schemas.microsoft.com/office/word/2020/wordml/sdtdatahash" xmlns:w16se="http://schemas.microsoft.com/office/word/2015/wordml/symex" xmlns:wpg="http://schemas.microsoft.com/office/word/2010/wordprocessingGroup" xmlns:wpi="http://schemas.microsoft.com/office/word/2010/wordprocessingInk" xmlns:wne="http://schemas.microsoft.com/office/word/2006/wordml" xmlns:wps="http://schemas.microsoft.com/office/word/2010/wordprocessingShape" mc:Ignorable="w14 w15 w16se w16cid w16 w16cex w16sdtdh w16du wp14">
   <w:body>
     <w:p>
       <w:pPr>
@@ -867,7 +867,20 @@
         <w:rPr>
           <w:color w:val="000000"/>
         </w:rPr>
-        <w:t>演进。</w:t>
+        <w:t>演进</w:t>
+      </w:r>
+      <w:r>
+        <w:rPr>
+          <w:rFonts w:hint="eastAsia"/>
+          <w:color w:val="000000"/>
+        </w:rPr>
+        <w:t>，全面提升全云故障发现和故障定位能力</w:t>
+      </w:r>
+      <w:r>
+        <w:rPr>
+          <w:color w:val="000000"/>
+        </w:rPr>
+        <w:t>。</w:t>
       </w:r>
     </w:p>
     <w:p>
@@ -1426,17 +1439,18 @@
           <w:sz w:val="21"/>
           <w:szCs w:val="21"/>
         </w:rPr>
-        <w:t>腾讯云运营端统一监控与云产品可用性（</w:t>
-      </w:r>
-      <w:r>
-        <w:rPr>
+        <w:t>腾讯云运维</w:t>
+      </w:r>
+      <w:r>
+        <w:rPr>
+          <w:rFonts w:hint="eastAsia"/>
           <w:b/>
           <w:bCs/>
           <w:color w:val="000000"/>
           <w:sz w:val="21"/>
           <w:szCs w:val="21"/>
         </w:rPr>
-        <w:t>SLO</w:t>
+        <w:t>AI</w:t>
       </w:r>
       <w:r>
         <w:rPr>
@@ -1446,7 +1460,7 @@
           <w:sz w:val="21"/>
           <w:szCs w:val="21"/>
         </w:rPr>
-        <w:t>）体系</w:t>
+        <w:t>底座与</w:t>
       </w:r>
       <w:r>
         <w:rPr>
@@ -1457,10 +1471,33 @@
           <w:sz w:val="21"/>
           <w:szCs w:val="21"/>
         </w:rPr>
-        <w:t>落地</w:t>
-      </w:r>
-      <w:r>
-        <w:rPr>
+        <w:t>运维</w:t>
+      </w:r>
+      <w:r>
+        <w:rPr>
+          <w:rFonts w:hint="eastAsia"/>
+          <w:b/>
+          <w:bCs/>
+          <w:color w:val="000000"/>
+          <w:sz w:val="21"/>
+          <w:szCs w:val="21"/>
+        </w:rPr>
+        <w:t>Agent</w:t>
+      </w:r>
+      <w:r>
+        <w:rPr>
+          <w:rFonts w:hint="eastAsia"/>
+          <w:b/>
+          <w:bCs/>
+          <w:color w:val="000000"/>
+          <w:sz w:val="21"/>
+          <w:szCs w:val="21"/>
+        </w:rPr>
+        <w:t>体系建设</w:t>
+      </w:r>
+      <w:r>
+        <w:rPr>
+          <w:rFonts w:hint="eastAsia"/>
           <w:b/>
           <w:bCs/>
           <w:color w:val="000000"/>
@@ -1497,7 +1534,7 @@
           <w:sz w:val="20"/>
           <w:szCs w:val="20"/>
         </w:rPr>
-        <w:t xml:space="preserve">一号位　</w:t>
+        <w:t xml:space="preserve">核心研发　</w:t>
       </w:r>
       <w:r>
         <w:rPr>
@@ -1507,7 +1544,712 @@
           <w:sz w:val="20"/>
           <w:szCs w:val="20"/>
         </w:rPr>
-        <w:t xml:space="preserve">2025.08 - </w:t>
+        <w:t xml:space="preserve">2025.06 - </w:t>
+      </w:r>
+      <w:r>
+        <w:rPr>
+          <w:b/>
+          <w:bCs/>
+          <w:color w:val="000000"/>
+          <w:sz w:val="20"/>
+          <w:szCs w:val="20"/>
+        </w:rPr>
+        <w:t>至今</w:t>
+      </w:r>
+    </w:p>
+    <w:p>
+      <w:pPr>
+        <w:spacing w:after="20" w:line="250" w:lineRule="auto"/>
+        <w:ind w:firstLine="170"/>
+        <w:rPr>
+          <w:sz w:val="18"/>
+        </w:rPr>
+      </w:pPr>
+      <w:r>
+        <w:t>主导从</w:t>
+      </w:r>
+      <w:r>
+        <w:t xml:space="preserve"> 0 </w:t>
+      </w:r>
+      <w:r>
+        <w:t>到</w:t>
+      </w:r>
+      <w:r>
+        <w:t xml:space="preserve"> 1 </w:t>
+      </w:r>
+      <w:r>
+        <w:t>建设腾讯云运维</w:t>
+      </w:r>
+      <w:r>
+        <w:t xml:space="preserve"> AI </w:t>
+      </w:r>
+      <w:r>
+        <w:t>底座，将分散的运维数据、专家经验与执行能力沉淀为标准化、可复用的</w:t>
+      </w:r>
+      <w:r>
+        <w:t xml:space="preserve"> Agent </w:t>
+      </w:r>
+      <w:r>
+        <w:t>体系，覆盖故障发现、定位处置与运维建设提效。</w:t>
+      </w:r>
+    </w:p>
+    <w:p>
+      <w:pPr>
+        <w:pStyle w:val="a4"/>
+        <w:keepNext/>
+        <w:numPr>
+          <w:ilvl w:val="0"/>
+          <w:numId w:val="2"/>
+        </w:numPr>
+        <w:spacing w:after="20" w:line="250" w:lineRule="auto"/>
+      </w:pPr>
+      <w:r>
+        <w:rPr>
+          <w:b/>
+        </w:rPr>
+        <w:t>统一运维</w:t>
+      </w:r>
+      <w:r>
+        <w:rPr>
+          <w:b/>
+        </w:rPr>
+        <w:t xml:space="preserve"> Agent </w:t>
+      </w:r>
+      <w:r>
+        <w:rPr>
+          <w:b/>
+        </w:rPr>
+        <w:t>底座：</w:t>
+      </w:r>
+      <w:r>
+        <w:t>构建面向多云产品的</w:t>
+      </w:r>
+      <w:r>
+        <w:t xml:space="preserve"> Agent </w:t>
+      </w:r>
+      <w:r>
+        <w:t>接入、运行和质量保障平台。</w:t>
+      </w:r>
+    </w:p>
+    <w:p>
+      <w:pPr>
+        <w:pStyle w:val="a4"/>
+        <w:numPr>
+          <w:ilvl w:val="1"/>
+          <w:numId w:val="2"/>
+        </w:numPr>
+        <w:spacing w:after="20" w:line="250" w:lineRule="auto"/>
+      </w:pPr>
+      <w:r>
+        <w:rPr>
+          <w:b/>
+        </w:rPr>
+        <w:t>规模化接入与复用：</w:t>
+      </w:r>
+      <w:r>
+        <w:t>建立</w:t>
+      </w:r>
+      <w:r>
+        <w:t xml:space="preserve"> Agent </w:t>
+      </w:r>
+      <w:r>
+        <w:t>与</w:t>
+      </w:r>
+      <w:r>
+        <w:t xml:space="preserve"> Skill </w:t>
+      </w:r>
+      <w:r>
+        <w:t>注册、配置化编排和统一运行时，采用</w:t>
+      </w:r>
+      <w:r>
+        <w:t>“</w:t>
+      </w:r>
+      <w:r>
+        <w:t>统一入口</w:t>
+      </w:r>
+      <w:r>
+        <w:t xml:space="preserve"> + </w:t>
+      </w:r>
+      <w:r>
+        <w:t>领域</w:t>
+      </w:r>
+      <w:r>
+        <w:t xml:space="preserve"> Agent”</w:t>
+      </w:r>
+      <w:r>
+        <w:t>的协作架构；通过</w:t>
+      </w:r>
+      <w:r>
+        <w:t xml:space="preserve"> MCP </w:t>
+      </w:r>
+      <w:r>
+        <w:t>接入工具与数据能力、</w:t>
+      </w:r>
+      <w:r>
+        <w:t xml:space="preserve">A2A </w:t>
+      </w:r>
+      <w:r>
+        <w:t>接入外部</w:t>
+      </w:r>
+      <w:r>
+        <w:t xml:space="preserve"> Agent</w:t>
+      </w:r>
+      <w:r>
+        <w:t>、</w:t>
+      </w:r>
+      <w:r>
+        <w:t xml:space="preserve">AG-UI </w:t>
+      </w:r>
+      <w:r>
+        <w:t>统一交互协议，使新产品按标准注册能力并复用公共组件，支撑</w:t>
+      </w:r>
+      <w:r>
+        <w:t xml:space="preserve"> 30 </w:t>
+      </w:r>
+      <w:r>
+        <w:t>个云产品接入。</w:t>
+      </w:r>
+    </w:p>
+    <w:p>
+      <w:pPr>
+        <w:pStyle w:val="a4"/>
+        <w:keepLines/>
+        <w:numPr>
+          <w:ilvl w:val="1"/>
+          <w:numId w:val="2"/>
+        </w:numPr>
+        <w:spacing w:after="20" w:line="250" w:lineRule="auto"/>
+      </w:pPr>
+      <w:r>
+        <w:rPr>
+          <w:b/>
+        </w:rPr>
+        <w:t>稳定可靠的</w:t>
+      </w:r>
+      <w:r>
+        <w:rPr>
+          <w:b/>
+        </w:rPr>
+        <w:t xml:space="preserve"> Agent Runtime</w:t>
+      </w:r>
+      <w:r>
+        <w:rPr>
+          <w:b/>
+        </w:rPr>
+        <w:t>：</w:t>
+      </w:r>
+      <w:r>
+        <w:t>建设统一</w:t>
+      </w:r>
+      <w:r>
+        <w:rPr>
+          <w:rFonts w:hint="eastAsia"/>
+        </w:rPr>
+        <w:t>稳定的</w:t>
+      </w:r>
+      <w:r>
+        <w:rPr>
+          <w:rFonts w:hint="eastAsia"/>
+        </w:rPr>
+        <w:t>Agent</w:t>
+      </w:r>
+      <w:r>
+        <w:t>运行</w:t>
+      </w:r>
+      <w:r>
+        <w:rPr>
+          <w:rFonts w:hint="eastAsia"/>
+        </w:rPr>
+        <w:t>底座</w:t>
+      </w:r>
+      <w:r>
+        <w:t>，</w:t>
+      </w:r>
+      <w:r>
+        <w:rPr>
+          <w:rFonts w:hint="eastAsia"/>
+        </w:rPr>
+        <w:t>依靠场景不断打磨多</w:t>
+      </w:r>
+      <w:r>
+        <w:rPr>
+          <w:rFonts w:hint="eastAsia"/>
+        </w:rPr>
+        <w:t>Agent</w:t>
+      </w:r>
+      <w:r>
+        <w:rPr>
+          <w:rFonts w:hint="eastAsia"/>
+        </w:rPr>
+        <w:t>架构、数字分身能力、上下文管理</w:t>
+      </w:r>
+      <w:r>
+        <w:t>、</w:t>
+      </w:r>
+      <w:r>
+        <w:rPr>
+          <w:rFonts w:hint="eastAsia"/>
+        </w:rPr>
+        <w:t>异常处理</w:t>
+      </w:r>
+      <w:r>
+        <w:t>、</w:t>
+      </w:r>
+      <w:r>
+        <w:rPr>
+          <w:rFonts w:hint="eastAsia"/>
+        </w:rPr>
+        <w:t>人机交互能力等</w:t>
+      </w:r>
+      <w:r>
+        <w:rPr>
+          <w:rFonts w:hint="eastAsia"/>
+        </w:rPr>
+        <w:t>Agent</w:t>
+      </w:r>
+      <w:r>
+        <w:rPr>
+          <w:rFonts w:hint="eastAsia"/>
+        </w:rPr>
+        <w:t>核心场景</w:t>
+      </w:r>
+      <w:r>
+        <w:t>；</w:t>
+      </w:r>
+      <w:r>
+        <w:rPr>
+          <w:rFonts w:hint="eastAsia"/>
+        </w:rPr>
+        <w:t>今年到目前为止，</w:t>
+      </w:r>
+      <w:r>
+        <w:t>在告警诊断、指标分析</w:t>
+      </w:r>
+      <w:r>
+        <w:rPr>
+          <w:rFonts w:hint="eastAsia"/>
+        </w:rPr>
+        <w:t>等自建场景中</w:t>
+      </w:r>
+      <w:r>
+        <w:t>，端到端任务成功率由</w:t>
+      </w:r>
+      <w:r>
+        <w:t xml:space="preserve"> </w:t>
+      </w:r>
+      <w:r>
+        <w:rPr>
+          <w:rFonts w:hint="eastAsia"/>
+        </w:rPr>
+        <w:t>50</w:t>
+      </w:r>
+      <w:r>
+        <w:t xml:space="preserve">% </w:t>
+      </w:r>
+      <w:r>
+        <w:t>提升至</w:t>
+      </w:r>
+      <w:r>
+        <w:t xml:space="preserve"> </w:t>
+      </w:r>
+      <w:r>
+        <w:rPr>
+          <w:rFonts w:hint="eastAsia"/>
+        </w:rPr>
+        <w:t>75</w:t>
+      </w:r>
+      <w:r>
+        <w:t>%</w:t>
+      </w:r>
+      <w:r>
+        <w:t>，可恢复异常自愈率达到</w:t>
+      </w:r>
+      <w:r>
+        <w:t xml:space="preserve"> 8</w:t>
+      </w:r>
+      <w:r>
+        <w:rPr>
+          <w:rFonts w:hint="eastAsia"/>
+        </w:rPr>
+        <w:t>0</w:t>
+      </w:r>
+      <w:r>
+        <w:t>%</w:t>
+      </w:r>
+      <w:r>
+        <w:t>，上下文超限率由</w:t>
+      </w:r>
+      <w:r>
+        <w:t xml:space="preserve"> </w:t>
+      </w:r>
+      <w:r>
+        <w:rPr>
+          <w:rFonts w:hint="eastAsia"/>
+        </w:rPr>
+        <w:t>10</w:t>
+      </w:r>
+      <w:r>
+        <w:t xml:space="preserve">% </w:t>
+      </w:r>
+      <w:r>
+        <w:t>降至</w:t>
+      </w:r>
+      <w:r>
+        <w:t xml:space="preserve"> </w:t>
+      </w:r>
+      <w:r>
+        <w:rPr>
+          <w:rFonts w:hint="eastAsia"/>
+        </w:rPr>
+        <w:t>1</w:t>
+      </w:r>
+      <w:r>
+        <w:t>.8%</w:t>
+      </w:r>
+      <w:r>
+        <w:rPr>
+          <w:rFonts w:hint="eastAsia"/>
+        </w:rPr>
+        <w:t>，可以稳定支持</w:t>
+      </w:r>
+      <w:r>
+        <w:rPr>
+          <w:rFonts w:hint="eastAsia"/>
+        </w:rPr>
+        <w:t>20-30</w:t>
+      </w:r>
+      <w:r>
+        <w:rPr>
+          <w:rFonts w:hint="eastAsia"/>
+        </w:rPr>
+        <w:t>轮</w:t>
+      </w:r>
+      <w:r>
+        <w:rPr>
+          <w:rFonts w:hint="eastAsia"/>
+        </w:rPr>
+        <w:t>step</w:t>
+      </w:r>
+      <w:r>
+        <w:rPr>
+          <w:rFonts w:hint="eastAsia"/>
+        </w:rPr>
+        <w:t>的稳定运行</w:t>
+      </w:r>
+      <w:r>
+        <w:t>。</w:t>
+      </w:r>
+    </w:p>
+    <w:p>
+      <w:pPr>
+        <w:pStyle w:val="a4"/>
+        <w:keepLines/>
+        <w:numPr>
+          <w:ilvl w:val="1"/>
+          <w:numId w:val="2"/>
+        </w:numPr>
+        <w:spacing w:after="20" w:line="250" w:lineRule="auto"/>
+      </w:pPr>
+      <w:r>
+        <w:rPr>
+          <w:b/>
+        </w:rPr>
+        <w:lastRenderedPageBreak/>
+        <w:t>可观测与通用评测体系：</w:t>
+      </w:r>
+      <w:r>
+        <w:t>构建覆盖业务结果、</w:t>
+      </w:r>
+      <w:r>
+        <w:t xml:space="preserve">Agent </w:t>
+      </w:r>
+      <w:r>
+        <w:t>执行、模型与工具依赖、任务调度和资源成本的分层监控体系，以成功率、时延、错误率、队列积压和</w:t>
+      </w:r>
+      <w:r>
+        <w:t xml:space="preserve"> Token </w:t>
+      </w:r>
+      <w:r>
+        <w:t>成本建立看板与告警，并结合</w:t>
+      </w:r>
+      <w:r>
+        <w:t xml:space="preserve"> Trace </w:t>
+      </w:r>
+      <w:r>
+        <w:t>定位异常；建设通用</w:t>
+      </w:r>
+      <w:r>
+        <w:t xml:space="preserve"> Skill </w:t>
+      </w:r>
+      <w:r>
+        <w:t>评测架构与</w:t>
+      </w:r>
+      <w:r>
+        <w:t xml:space="preserve"> Workbench</w:t>
+      </w:r>
+      <w:r>
+        <w:t>，支持测试集管理、批量评测、版本对比和结果分析，将典型场景与线上失败沉淀为回归用例，解决</w:t>
+      </w:r>
+      <w:r>
+        <w:t xml:space="preserve"> Skill </w:t>
+      </w:r>
+      <w:r>
+        <w:t>质量难量化、变更风险难发现的问题。</w:t>
+      </w:r>
+    </w:p>
+    <w:p>
+      <w:pPr>
+        <w:pStyle w:val="a4"/>
+        <w:keepNext/>
+        <w:numPr>
+          <w:ilvl w:val="0"/>
+          <w:numId w:val="2"/>
+        </w:numPr>
+        <w:spacing w:after="20" w:line="250" w:lineRule="auto"/>
+      </w:pPr>
+      <w:r>
+        <w:rPr>
+          <w:b/>
+        </w:rPr>
+        <w:t>运维</w:t>
+      </w:r>
+      <w:r>
+        <w:rPr>
+          <w:b/>
+        </w:rPr>
+        <w:t xml:space="preserve"> Agent </w:t>
+      </w:r>
+      <w:r>
+        <w:rPr>
+          <w:b/>
+        </w:rPr>
+        <w:t>体系：</w:t>
+      </w:r>
+      <w:r>
+        <w:t>围绕故障全生命周期和运维能力覆盖建设领域</w:t>
+      </w:r>
+      <w:r>
+        <w:t xml:space="preserve"> Agent</w:t>
+      </w:r>
+      <w:r>
+        <w:t>。</w:t>
+      </w:r>
+    </w:p>
+    <w:p>
+      <w:pPr>
+        <w:pStyle w:val="a4"/>
+        <w:numPr>
+          <w:ilvl w:val="1"/>
+          <w:numId w:val="2"/>
+        </w:numPr>
+        <w:spacing w:after="20" w:line="250" w:lineRule="auto"/>
+      </w:pPr>
+      <w:r>
+        <w:rPr>
+          <w:b/>
+        </w:rPr>
+        <w:t>故障发现与定位处置：</w:t>
+      </w:r>
+      <w:r>
+        <w:t>融合告警、指标、日志、变更和</w:t>
+      </w:r>
+      <w:r>
+        <w:t xml:space="preserve"> CMDB </w:t>
+      </w:r>
+      <w:r>
+        <w:t>拓扑，建设风险巡检、告警聚合、根因分析、影响面分析与处置建议能力，将分散的异常信号转化为具有数据依据的故障结论。</w:t>
+      </w:r>
+    </w:p>
+    <w:p>
+      <w:pPr>
+        <w:pStyle w:val="a4"/>
+        <w:numPr>
+          <w:ilvl w:val="1"/>
+          <w:numId w:val="2"/>
+        </w:numPr>
+        <w:spacing w:after="20" w:line="250" w:lineRule="auto"/>
+      </w:pPr>
+      <w:r>
+        <w:rPr>
+          <w:b/>
+        </w:rPr>
+        <w:t>运维建设提效：</w:t>
+      </w:r>
+      <w:r>
+        <w:t>建设指标、告警与</w:t>
+      </w:r>
+      <w:r>
+        <w:t xml:space="preserve"> SLO </w:t>
+      </w:r>
+      <w:r>
+        <w:t>的接入及覆盖分析、查询与可视化配置生成、</w:t>
+      </w:r>
+      <w:r>
+        <w:t xml:space="preserve">CMDB </w:t>
+      </w:r>
+      <w:r>
+        <w:t>核心模型覆盖分析与拓扑补全、巡检及变更分析能力，解决监控覆盖不足、模型数据不完整、标准不统一和跨系统重复配置问题。</w:t>
+      </w:r>
+    </w:p>
+    <w:p>
+      <w:pPr>
+        <w:pStyle w:val="a4"/>
+        <w:numPr>
+          <w:ilvl w:val="1"/>
+          <w:numId w:val="2"/>
+        </w:numPr>
+        <w:spacing w:after="20" w:line="250" w:lineRule="auto"/>
+      </w:pPr>
+      <w:r>
+        <w:rPr>
+          <w:b/>
+        </w:rPr>
+        <w:t>规模与效果：</w:t>
+      </w:r>
+      <w:r>
+        <w:t>支撑</w:t>
+      </w:r>
+      <w:r>
+        <w:t xml:space="preserve"> 20+ </w:t>
+      </w:r>
+      <w:r>
+        <w:t>核心云产品完成指标、告警和</w:t>
+      </w:r>
+      <w:r>
+        <w:t xml:space="preserve"> CMDB </w:t>
+      </w:r>
+      <w:r>
+        <w:t>能力的</w:t>
+      </w:r>
+      <w:r>
+        <w:t xml:space="preserve"> Agent </w:t>
+      </w:r>
+      <w:r>
+        <w:t>化接入，</w:t>
+      </w:r>
+      <w:r>
+        <w:t xml:space="preserve">30 </w:t>
+      </w:r>
+      <w:r>
+        <w:t>个云产品复用统一底座；监控配置由小时级缩短至分钟级。</w:t>
+      </w:r>
+    </w:p>
+    <w:p>
+      <w:pPr>
+        <w:pStyle w:val="a4"/>
+        <w:spacing w:after="20" w:line="250" w:lineRule="auto"/>
+        <w:ind w:left="340"/>
+      </w:pPr>
+    </w:p>
+    <w:p>
+      <w:pPr>
+        <w:tabs>
+          <w:tab w:val="right" w:pos="9906"/>
+        </w:tabs>
+        <w:spacing w:before="100"/>
+      </w:pPr>
+      <w:r>
+        <w:rPr>
+          <w:b/>
+          <w:bCs/>
+          <w:color w:val="000000"/>
+          <w:sz w:val="21"/>
+          <w:szCs w:val="21"/>
+        </w:rPr>
+        <w:t>腾讯云运营端统一监控与云产品可用性（</w:t>
+      </w:r>
+      <w:r>
+        <w:rPr>
+          <w:b/>
+          <w:bCs/>
+          <w:color w:val="000000"/>
+          <w:sz w:val="21"/>
+          <w:szCs w:val="21"/>
+        </w:rPr>
+        <w:t>SLO</w:t>
+      </w:r>
+      <w:r>
+        <w:rPr>
+          <w:b/>
+          <w:bCs/>
+          <w:color w:val="000000"/>
+          <w:sz w:val="21"/>
+          <w:szCs w:val="21"/>
+        </w:rPr>
+        <w:t>）体系</w:t>
+      </w:r>
+      <w:r>
+        <w:rPr>
+          <w:rFonts w:hint="eastAsia"/>
+          <w:b/>
+          <w:bCs/>
+          <w:color w:val="000000"/>
+          <w:sz w:val="21"/>
+          <w:szCs w:val="21"/>
+        </w:rPr>
+        <w:t>落地</w:t>
+      </w:r>
+      <w:r>
+        <w:rPr>
+          <w:b/>
+          <w:bCs/>
+          <w:color w:val="000000"/>
+          <w:sz w:val="20"/>
+          <w:szCs w:val="20"/>
+        </w:rPr>
+        <w:tab/>
+      </w:r>
+      <w:r>
+        <w:rPr>
+          <w:rFonts w:hint="eastAsia"/>
+          <w:b/>
+          <w:bCs/>
+          <w:color w:val="000000"/>
+          <w:sz w:val="20"/>
+          <w:szCs w:val="20"/>
+        </w:rPr>
+        <w:t>项目负责人</w:t>
+      </w:r>
+      <w:r>
+        <w:rPr>
+          <w:b/>
+          <w:bCs/>
+          <w:color w:val="000000"/>
+          <w:sz w:val="20"/>
+          <w:szCs w:val="20"/>
+        </w:rPr>
+        <w:t xml:space="preserve">　</w:t>
+      </w:r>
+      <w:r>
+        <w:rPr>
+          <w:b/>
+          <w:bCs/>
+          <w:color w:val="000000"/>
+          <w:sz w:val="20"/>
+          <w:szCs w:val="20"/>
+        </w:rPr>
+        <w:t>2025.0</w:t>
+      </w:r>
+      <w:r>
+        <w:rPr>
+          <w:rFonts w:hint="eastAsia"/>
+          <w:b/>
+          <w:bCs/>
+          <w:color w:val="000000"/>
+          <w:sz w:val="20"/>
+          <w:szCs w:val="20"/>
+        </w:rPr>
+        <w:t xml:space="preserve">1 </w:t>
+      </w:r>
+      <w:r>
+        <w:rPr>
+          <w:b/>
+          <w:bCs/>
+          <w:color w:val="000000"/>
+          <w:sz w:val="20"/>
+          <w:szCs w:val="20"/>
+        </w:rPr>
+        <w:t xml:space="preserve">- </w:t>
       </w:r>
       <w:r>
         <w:rPr>
@@ -1543,9 +2285,6 @@
           <w:numId w:val="2"/>
         </w:numPr>
         <w:spacing w:after="20" w:line="250" w:lineRule="auto"/>
-        <w:rPr>
-          <w:rFonts w:hint="eastAsia"/>
-        </w:rPr>
       </w:pPr>
       <w:r>
         <w:rPr>
@@ -1690,8 +2429,13 @@
       <w:r>
         <w:t>、</w:t>
       </w:r>
-      <w:r>
-        <w:t xml:space="preserve">Flink </w:t>
+      <w:proofErr w:type="spellStart"/>
+      <w:r>
+        <w:t>Flink</w:t>
+      </w:r>
+      <w:proofErr w:type="spellEnd"/>
+      <w:r>
+        <w:t xml:space="preserve"> </w:t>
       </w:r>
       <w:r>
         <w:t>流式计算和</w:t>
@@ -1738,7 +2482,6 @@
           <w:bCs/>
           <w:color w:val="000000"/>
         </w:rPr>
-        <w:lastRenderedPageBreak/>
         <w:t>业务收益：</w:t>
       </w:r>
       <w:r>
@@ -2431,67 +3174,7 @@
           <w:sz w:val="21"/>
           <w:szCs w:val="21"/>
         </w:rPr>
-        <w:t>腾讯云</w:t>
-      </w:r>
-      <w:r>
-        <w:rPr>
-          <w:b/>
-          <w:bCs/>
-          <w:color w:val="000000"/>
-          <w:sz w:val="21"/>
-          <w:szCs w:val="21"/>
-        </w:rPr>
-        <w:t xml:space="preserve"> AI </w:t>
-      </w:r>
-      <w:r>
-        <w:rPr>
-          <w:b/>
-          <w:bCs/>
-          <w:color w:val="000000"/>
-          <w:sz w:val="21"/>
-          <w:szCs w:val="21"/>
-        </w:rPr>
-        <w:t>运维底座（</w:t>
-      </w:r>
-      <w:r>
-        <w:rPr>
-          <w:b/>
-          <w:bCs/>
-          <w:color w:val="000000"/>
-          <w:sz w:val="21"/>
-          <w:szCs w:val="21"/>
-        </w:rPr>
-        <w:t>TCUM-AI</w:t>
-      </w:r>
-      <w:r>
-        <w:rPr>
-          <w:b/>
-          <w:bCs/>
-          <w:color w:val="000000"/>
-          <w:sz w:val="21"/>
-          <w:szCs w:val="21"/>
-        </w:rPr>
-        <w:t>）与多</w:t>
-      </w:r>
-      <w:r>
-        <w:rPr>
-          <w:b/>
-          <w:bCs/>
-          <w:color w:val="000000"/>
-          <w:sz w:val="21"/>
-          <w:szCs w:val="21"/>
-        </w:rPr>
-        <w:t xml:space="preserve"> Agent </w:t>
-      </w:r>
-      <w:r>
-        <w:rPr>
-          <w:b/>
-          <w:bCs/>
-          <w:color w:val="000000"/>
-          <w:sz w:val="21"/>
-          <w:szCs w:val="21"/>
-        </w:rPr>
-        <w:t>能力体系</w:t>
+        <w:t>蚂蚁自动化业务故障发现与根因定位</w:t>
       </w:r>
       <w:r>
         <w:rPr>
@@ -2511,7 +3194,7 @@
           <w:sz w:val="20"/>
           <w:szCs w:val="20"/>
         </w:rPr>
-        <w:t>架构师</w:t>
+        <w:t xml:space="preserve">项目一号位　</w:t>
       </w:r>
       <w:r>
         <w:rPr>
@@ -2521,165 +3204,67 @@
           <w:sz w:val="20"/>
           <w:szCs w:val="20"/>
         </w:rPr>
+        <w:t>2020.09 - 2023.10</w:t>
+      </w:r>
+    </w:p>
+    <w:p>
+      <w:pPr>
+        <w:spacing w:after="30" w:line="250" w:lineRule="auto"/>
+        <w:ind w:left="170"/>
+      </w:pPr>
+      <w:r>
+        <w:rPr>
+          <w:color w:val="000000"/>
+        </w:rPr>
+        <w:t>从</w:t>
+      </w:r>
+      <w:r>
+        <w:rPr>
+          <w:color w:val="000000"/>
+        </w:rPr>
+        <w:t xml:space="preserve"> 0 </w:t>
+      </w:r>
+      <w:r>
+        <w:rPr>
+          <w:color w:val="000000"/>
+        </w:rPr>
+        <w:t>到</w:t>
+      </w:r>
+      <w:r>
+        <w:rPr>
+          <w:color w:val="000000"/>
+        </w:rPr>
+        <w:t xml:space="preserve"> 1 </w:t>
+      </w:r>
+      <w:r>
+        <w:rPr>
+          <w:color w:val="000000"/>
+        </w:rPr>
+        <w:t>建立业务问题自动化处理方案，解决蚂蚁长期存在的业务监控缺失、业务流量识别难、根因不准确三大应急难题，覆盖支付</w:t>
+      </w:r>
+      <w:r>
+        <w:rPr>
+          <w:color w:val="000000"/>
+        </w:rPr>
         <w:t xml:space="preserve"> / </w:t>
       </w:r>
       <w:r>
         <w:rPr>
-          <w:b/>
-          <w:bCs/>
-          <w:color w:val="000000"/>
-          <w:sz w:val="20"/>
-          <w:szCs w:val="20"/>
-        </w:rPr>
-        <w:t xml:space="preserve">核心研发　</w:t>
-      </w:r>
-      <w:r>
-        <w:rPr>
-          <w:b/>
-          <w:bCs/>
-          <w:color w:val="000000"/>
-          <w:sz w:val="20"/>
-          <w:szCs w:val="20"/>
-        </w:rPr>
-        <w:t xml:space="preserve">2025.06 - </w:t>
-      </w:r>
-      <w:r>
-        <w:rPr>
-          <w:b/>
-          <w:bCs/>
-          <w:color w:val="000000"/>
-          <w:sz w:val="20"/>
-          <w:szCs w:val="20"/>
-        </w:rPr>
-        <w:t>至今</w:t>
-      </w:r>
-    </w:p>
-    <w:p>
-      <w:pPr>
-        <w:spacing w:after="20" w:line="250" w:lineRule="auto"/>
-        <w:ind w:firstLine="170"/>
-        <w:rPr>
-          <w:sz w:val="18"/>
-        </w:rPr>
-      </w:pPr>
-      <w:r>
-        <w:rPr>
-          <w:rFonts w:hint="eastAsia"/>
-          <w:color w:val="000000"/>
-        </w:rPr>
-        <w:t>负责从</w:t>
-      </w:r>
-      <w:r>
-        <w:rPr>
-          <w:rFonts w:hint="eastAsia"/>
-          <w:color w:val="000000"/>
-        </w:rPr>
-        <w:t xml:space="preserve"> 0 </w:t>
-      </w:r>
-      <w:r>
-        <w:rPr>
-          <w:rFonts w:hint="eastAsia"/>
-          <w:color w:val="000000"/>
-        </w:rPr>
-        <w:t>到</w:t>
-      </w:r>
-      <w:r>
-        <w:rPr>
-          <w:rFonts w:hint="eastAsia"/>
-          <w:color w:val="000000"/>
-        </w:rPr>
-        <w:t xml:space="preserve"> 1 </w:t>
-      </w:r>
-      <w:r>
-        <w:rPr>
-          <w:rFonts w:hint="eastAsia"/>
-          <w:color w:val="000000"/>
-        </w:rPr>
-        <w:t>搭建腾讯云运维端</w:t>
-      </w:r>
-      <w:r>
-        <w:rPr>
-          <w:rFonts w:hint="eastAsia"/>
-          <w:color w:val="000000"/>
-        </w:rPr>
-        <w:t xml:space="preserve"> AI Agent </w:t>
-      </w:r>
-      <w:r>
-        <w:rPr>
-          <w:rFonts w:hint="eastAsia"/>
-          <w:color w:val="000000"/>
-        </w:rPr>
-        <w:t>底座，基于</w:t>
-      </w:r>
-      <w:r>
-        <w:rPr>
-          <w:rFonts w:hint="eastAsia"/>
-          <w:color w:val="000000"/>
-        </w:rPr>
-        <w:t xml:space="preserve"> Eino</w:t>
-      </w:r>
-      <w:r>
-        <w:rPr>
-          <w:rFonts w:hint="eastAsia"/>
-          <w:color w:val="000000"/>
-        </w:rPr>
-        <w:t>构建</w:t>
-      </w:r>
-      <w:r>
-        <w:rPr>
-          <w:rFonts w:hint="eastAsia"/>
-          <w:color w:val="000000"/>
-        </w:rPr>
-        <w:t>动态</w:t>
-      </w:r>
-      <w:r>
-        <w:rPr>
-          <w:rFonts w:hint="eastAsia"/>
-          <w:color w:val="000000"/>
-        </w:rPr>
-        <w:t>配置多</w:t>
-      </w:r>
-      <w:r>
-        <w:rPr>
-          <w:rFonts w:hint="eastAsia"/>
-          <w:color w:val="000000"/>
-        </w:rPr>
-        <w:t xml:space="preserve"> Agent </w:t>
-      </w:r>
-      <w:r>
-        <w:rPr>
-          <w:rFonts w:hint="eastAsia"/>
-          <w:color w:val="000000"/>
-        </w:rPr>
-        <w:t>协作与上下文治理链路，并将监控、</w:t>
-      </w:r>
-      <w:r>
-        <w:rPr>
-          <w:rFonts w:hint="eastAsia"/>
-          <w:color w:val="000000"/>
-        </w:rPr>
-        <w:t xml:space="preserve">CMDB </w:t>
-      </w:r>
-      <w:r>
-        <w:rPr>
-          <w:rFonts w:hint="eastAsia"/>
-          <w:color w:val="000000"/>
-        </w:rPr>
-        <w:t>等系统能力沉淀为可复用的智能运维</w:t>
-      </w:r>
-      <w:r>
-        <w:rPr>
-          <w:rFonts w:hint="eastAsia"/>
-          <w:color w:val="000000"/>
-        </w:rPr>
-        <w:t xml:space="preserve"> Agent</w:t>
-      </w:r>
-      <w:r>
-        <w:rPr>
-          <w:rFonts w:hint="eastAsia"/>
-          <w:color w:val="000000"/>
-        </w:rPr>
-        <w:t>。</w:t>
+          <w:color w:val="000000"/>
+        </w:rPr>
+        <w:t>基金</w:t>
+      </w:r>
+      <w:r>
+        <w:rPr>
+          <w:color w:val="000000"/>
+        </w:rPr>
+        <w:t xml:space="preserve"> / </w:t>
+      </w:r>
+      <w:r>
+        <w:rPr>
+          <w:color w:val="000000"/>
+        </w:rPr>
+        <w:t>中间件等全栈域。</w:t>
       </w:r>
     </w:p>
     <w:p>
@@ -2690,236 +3275,85 @@
           <w:numId w:val="2"/>
         </w:numPr>
         <w:spacing w:after="20" w:line="250" w:lineRule="auto"/>
-        <w:rPr>
-          <w:rFonts w:hint="eastAsia"/>
-        </w:rPr>
-      </w:pPr>
-      <w:r>
-        <w:rPr>
-          <w:rFonts w:hint="eastAsia"/>
-          <w:b/>
-          <w:bCs/>
-          <w:color w:val="000000"/>
-        </w:rPr>
-        <w:t>多</w:t>
-      </w:r>
-      <w:r>
-        <w:rPr>
-          <w:rFonts w:hint="eastAsia"/>
-          <w:b/>
-          <w:bCs/>
-          <w:color w:val="000000"/>
-        </w:rPr>
-        <w:t xml:space="preserve"> Agent </w:t>
-      </w:r>
-      <w:r>
-        <w:rPr>
-          <w:rFonts w:hint="eastAsia"/>
-          <w:b/>
-          <w:bCs/>
-          <w:color w:val="000000"/>
-        </w:rPr>
-        <w:t>与能力扩展底座</w:t>
-      </w:r>
-      <w:r>
-        <w:rPr>
-          <w:rFonts w:hint="eastAsia"/>
-          <w:color w:val="000000"/>
-        </w:rPr>
-        <w:t>：基于</w:t>
-      </w:r>
-      <w:r>
-        <w:rPr>
-          <w:rFonts w:hint="eastAsia"/>
-          <w:color w:val="000000"/>
-        </w:rPr>
-        <w:t xml:space="preserve"> Eino-</w:t>
+      </w:pPr>
+      <w:r>
+        <w:rPr>
+          <w:b/>
+          <w:bCs/>
+          <w:color w:val="000000"/>
+        </w:rPr>
+        <w:lastRenderedPageBreak/>
+        <w:t>稳定性中间件与全站覆盖：</w:t>
+      </w:r>
+      <w:r>
+        <w:rPr>
+          <w:color w:val="000000"/>
+        </w:rPr>
+        <w:t>基于</w:t>
+      </w:r>
+      <w:r>
+        <w:rPr>
+          <w:color w:val="000000"/>
+        </w:rPr>
+        <w:t xml:space="preserve"> </w:t>
       </w:r>
       <w:proofErr w:type="spellStart"/>
       <w:r>
         <w:rPr>
-          <w:rFonts w:hint="eastAsia"/>
-          <w:color w:val="000000"/>
-        </w:rPr>
-        <w:t>DeepAgent</w:t>
+          <w:color w:val="000000"/>
+        </w:rPr>
+        <w:t>JavaAgent</w:t>
       </w:r>
       <w:proofErr w:type="spellEnd"/>
       <w:r>
         <w:rPr>
-          <w:rFonts w:hint="eastAsia"/>
+          <w:color w:val="000000"/>
+        </w:rPr>
+        <w:t xml:space="preserve"> + </w:t>
+      </w:r>
+      <w:proofErr w:type="spellStart"/>
+      <w:r>
+        <w:rPr>
+          <w:color w:val="000000"/>
+        </w:rPr>
+        <w:t>OpenTelemetry</w:t>
+      </w:r>
+      <w:proofErr w:type="spellEnd"/>
+      <w:r>
+        <w:rPr>
           <w:color w:val="000000"/>
         </w:rPr>
         <w:t xml:space="preserve"> </w:t>
       </w:r>
       <w:r>
         <w:rPr>
-          <w:rFonts w:hint="eastAsia"/>
-          <w:color w:val="000000"/>
-        </w:rPr>
-        <w:t>实现</w:t>
-      </w:r>
-      <w:r>
-        <w:rPr>
-          <w:rFonts w:hint="eastAsia"/>
-          <w:color w:val="000000"/>
-        </w:rPr>
-        <w:t xml:space="preserve"> Agent </w:t>
-      </w:r>
-      <w:r>
-        <w:rPr>
-          <w:rFonts w:hint="eastAsia"/>
-          <w:color w:val="000000"/>
-        </w:rPr>
-        <w:t>的配置驱动构建与热更新：总入口按请求装配子</w:t>
-      </w:r>
-      <w:r>
-        <w:rPr>
-          <w:rFonts w:hint="eastAsia"/>
-          <w:color w:val="000000"/>
-        </w:rPr>
-        <w:t xml:space="preserve"> Agent</w:t>
-      </w:r>
-      <w:r>
-        <w:rPr>
-          <w:rFonts w:hint="eastAsia"/>
-          <w:color w:val="000000"/>
-        </w:rPr>
-        <w:t>，以</w:t>
-      </w:r>
-      <w:r>
-        <w:rPr>
-          <w:rFonts w:hint="eastAsia"/>
-          <w:color w:val="000000"/>
-        </w:rPr>
-        <w:t xml:space="preserve"> Agent-as-Tool </w:t>
-      </w:r>
-      <w:r>
-        <w:rPr>
-          <w:rFonts w:hint="eastAsia"/>
-          <w:color w:val="000000"/>
-        </w:rPr>
-        <w:t>隔离上下文并支持并行委派；通过</w:t>
-      </w:r>
-      <w:r>
-        <w:rPr>
-          <w:rFonts w:hint="eastAsia"/>
-          <w:color w:val="000000"/>
-        </w:rPr>
-        <w:t xml:space="preserve"> A2A / AG-UI</w:t>
-      </w:r>
-      <w:r>
-        <w:rPr>
-          <w:rFonts w:hint="eastAsia"/>
-          <w:color w:val="000000"/>
-        </w:rPr>
-        <w:t>统一跨服务协作。建设</w:t>
-      </w:r>
-      <w:r>
-        <w:rPr>
-          <w:rFonts w:hint="eastAsia"/>
-          <w:color w:val="000000"/>
-        </w:rPr>
-        <w:t xml:space="preserve"> Skill + MCP </w:t>
-      </w:r>
-      <w:r>
-        <w:rPr>
-          <w:rFonts w:hint="eastAsia"/>
-          <w:color w:val="000000"/>
-        </w:rPr>
-        <w:t>双层扩展模型，</w:t>
-      </w:r>
-      <w:r>
-        <w:rPr>
-          <w:rFonts w:hint="eastAsia"/>
-          <w:color w:val="000000"/>
-        </w:rPr>
-        <w:t xml:space="preserve">Skill </w:t>
-      </w:r>
-      <w:r>
-        <w:rPr>
-          <w:rFonts w:hint="eastAsia"/>
-          <w:color w:val="000000"/>
-        </w:rPr>
-        <w:t>支持本地</w:t>
-      </w:r>
-      <w:r>
-        <w:rPr>
-          <w:rFonts w:hint="eastAsia"/>
-          <w:color w:val="000000"/>
-        </w:rPr>
-        <w:t xml:space="preserve"> / COS </w:t>
-      </w:r>
-      <w:r>
-        <w:rPr>
-          <w:rFonts w:hint="eastAsia"/>
-          <w:color w:val="000000"/>
-        </w:rPr>
-        <w:t>加载、热更新与沙箱执行，远端</w:t>
-      </w:r>
-      <w:r>
-        <w:rPr>
-          <w:rFonts w:hint="eastAsia"/>
-          <w:color w:val="000000"/>
-        </w:rPr>
-        <w:t xml:space="preserve"> MCP </w:t>
-      </w:r>
-      <w:r>
-        <w:rPr>
-          <w:rFonts w:hint="eastAsia"/>
-          <w:color w:val="000000"/>
-        </w:rPr>
-        <w:t>工具经</w:t>
-      </w:r>
-      <w:r>
-        <w:rPr>
-          <w:rFonts w:hint="eastAsia"/>
-          <w:color w:val="000000"/>
-        </w:rPr>
-        <w:t xml:space="preserve"> </w:t>
-      </w:r>
-      <w:proofErr w:type="spellStart"/>
-      <w:r>
-        <w:rPr>
-          <w:rFonts w:hint="eastAsia"/>
-          <w:color w:val="000000"/>
-        </w:rPr>
-        <w:t>mcporter</w:t>
-      </w:r>
-      <w:proofErr w:type="spellEnd"/>
-      <w:r>
-        <w:rPr>
-          <w:rFonts w:hint="eastAsia"/>
-          <w:color w:val="000000"/>
-        </w:rPr>
-        <w:t xml:space="preserve"> </w:t>
-      </w:r>
-      <w:r>
-        <w:rPr>
-          <w:rFonts w:hint="eastAsia"/>
-          <w:color w:val="000000"/>
-        </w:rPr>
-        <w:t>按需暴露，避免大规模</w:t>
-      </w:r>
-      <w:r>
-        <w:rPr>
-          <w:rFonts w:hint="eastAsia"/>
-          <w:color w:val="000000"/>
-        </w:rPr>
-        <w:t xml:space="preserve"> tool schema </w:t>
-      </w:r>
-      <w:r>
-        <w:rPr>
-          <w:rFonts w:hint="eastAsia"/>
-          <w:color w:val="000000"/>
-        </w:rPr>
-        <w:t>常驻上下文。</w:t>
-      </w:r>
-      <w:r>
-        <w:rPr>
-          <w:rFonts w:hint="eastAsia"/>
-          <w:color w:val="000000"/>
-        </w:rPr>
-        <w:t>构建数字分身框架，支撑无人值守和职能运维。</w:t>
+          <w:color w:val="000000"/>
+        </w:rPr>
+        <w:t>研发业务无感知的埋点与流量识别中间件，支撑业务监控自动化布防、业务流量画像、耗时优化点识别与错误码体系建设，并主导技术能力在全站的推广接入，覆盖</w:t>
+      </w:r>
+      <w:r>
+        <w:rPr>
+          <w:color w:val="000000"/>
+        </w:rPr>
+        <w:t xml:space="preserve"> 3000+ </w:t>
+      </w:r>
+      <w:r>
+        <w:rPr>
+          <w:color w:val="000000"/>
+        </w:rPr>
+        <w:t>标准</w:t>
+      </w:r>
+      <w:r>
+        <w:rPr>
+          <w:color w:val="000000"/>
+        </w:rPr>
+        <w:t xml:space="preserve"> Java </w:t>
+      </w:r>
+      <w:r>
+        <w:rPr>
+          <w:color w:val="000000"/>
+        </w:rPr>
+        <w:t>应用。</w:t>
       </w:r>
     </w:p>
     <w:p>
@@ -2933,153 +3367,89 @@
       </w:pPr>
       <w:r>
         <w:rPr>
-          <w:rFonts w:hint="eastAsia"/>
-          <w:b/>
-          <w:bCs/>
-        </w:rPr>
-        <w:t>上下文与生产治理</w:t>
-      </w:r>
-      <w:r>
-        <w:rPr>
-          <w:rFonts w:hint="eastAsia"/>
-        </w:rPr>
-        <w:t>：围绕</w:t>
-      </w:r>
-      <w:r>
-        <w:rPr>
-          <w:rFonts w:hint="eastAsia"/>
-        </w:rPr>
-        <w:t>Agent</w:t>
-      </w:r>
-      <w:r>
-        <w:rPr>
-          <w:rFonts w:hint="eastAsia"/>
-        </w:rPr>
-        <w:t>稳定性命题</w:t>
-      </w:r>
-      <w:r>
-        <w:rPr>
-          <w:rFonts w:hint="eastAsia"/>
-        </w:rPr>
-        <w:t>，构建“工具结果截断并卸载</w:t>
-      </w:r>
-      <w:r>
-        <w:rPr>
-          <w:rFonts w:hint="eastAsia"/>
-        </w:rPr>
-        <w:t xml:space="preserve"> COS</w:t>
-      </w:r>
-      <w:r>
-        <w:rPr>
-          <w:rFonts w:hint="eastAsia"/>
-        </w:rPr>
-        <w:t>—</w:t>
-      </w:r>
-      <w:r>
-        <w:rPr>
-          <w:rFonts w:hint="eastAsia"/>
-        </w:rPr>
-        <w:t xml:space="preserve">Skill </w:t>
-      </w:r>
-      <w:r>
-        <w:rPr>
-          <w:rFonts w:hint="eastAsia"/>
-        </w:rPr>
-        <w:t>精简注入—周期摘要—超限自适应压缩重试”链路，并保留工具调用完整性；配套工具异常兜底、超时</w:t>
-      </w:r>
-      <w:r>
-        <w:rPr>
-          <w:rFonts w:hint="eastAsia"/>
-        </w:rPr>
-        <w:t>/</w:t>
-      </w:r>
-      <w:r>
-        <w:rPr>
-          <w:rFonts w:hint="eastAsia"/>
-        </w:rPr>
-        <w:t>并发控制、</w:t>
-      </w:r>
-      <w:proofErr w:type="spellStart"/>
-      <w:r>
-        <w:rPr>
-          <w:rFonts w:hint="eastAsia"/>
-        </w:rPr>
-        <w:t>Langfuse</w:t>
-      </w:r>
-      <w:proofErr w:type="spellEnd"/>
-      <w:r>
-        <w:rPr>
-          <w:rFonts w:hint="eastAsia"/>
-        </w:rPr>
-        <w:t xml:space="preserve"> tracing </w:t>
-      </w:r>
-      <w:r>
-        <w:rPr>
-          <w:rFonts w:hint="eastAsia"/>
-        </w:rPr>
-        <w:t>与</w:t>
-      </w:r>
-      <w:r>
-        <w:rPr>
-          <w:rFonts w:hint="eastAsia"/>
-        </w:rPr>
-        <w:t xml:space="preserve"> </w:t>
-      </w:r>
-      <w:proofErr w:type="spellStart"/>
-      <w:r>
-        <w:rPr>
-          <w:rFonts w:hint="eastAsia"/>
-        </w:rPr>
-        <w:t>eval_suite</w:t>
-      </w:r>
-      <w:proofErr w:type="spellEnd"/>
-      <w:r>
-        <w:rPr>
-          <w:rFonts w:hint="eastAsia"/>
-        </w:rPr>
-        <w:t xml:space="preserve"> </w:t>
-      </w:r>
-      <w:r>
-        <w:rPr>
-          <w:rFonts w:hint="eastAsia"/>
-        </w:rPr>
-        <w:t>回归评测，将单次工具注入从</w:t>
-      </w:r>
-      <w:r>
-        <w:rPr>
-          <w:rFonts w:hint="eastAsia"/>
-        </w:rPr>
-        <w:t xml:space="preserve"> MB </w:t>
-      </w:r>
-      <w:r>
-        <w:rPr>
-          <w:rFonts w:hint="eastAsia"/>
-        </w:rPr>
-        <w:t>级压至</w:t>
-      </w:r>
-      <w:r>
-        <w:rPr>
-          <w:rFonts w:hint="eastAsia"/>
-        </w:rPr>
-        <w:t xml:space="preserve"> KB </w:t>
-      </w:r>
-      <w:r>
-        <w:rPr>
-          <w:rFonts w:hint="eastAsia"/>
-        </w:rPr>
-        <w:t>级，支撑</w:t>
-      </w:r>
-      <w:r>
-        <w:rPr>
-          <w:rFonts w:hint="eastAsia"/>
-        </w:rPr>
-        <w:t xml:space="preserve"> 20~30 </w:t>
-      </w:r>
-      <w:r>
-        <w:rPr>
-          <w:rFonts w:hint="eastAsia"/>
-        </w:rPr>
-        <w:t>轮跨产品分析稳定收敛。</w:t>
+          <w:b/>
+          <w:bCs/>
+          <w:color w:val="000000"/>
+        </w:rPr>
+        <w:t>自动化根因定位与租户级重保：</w:t>
+      </w:r>
+      <w:r>
+        <w:rPr>
+          <w:color w:val="000000"/>
+        </w:rPr>
+        <w:t>构建根因定位平台，将故障发现与定位从依赖人工经验转为自动化决策；面向</w:t>
+      </w:r>
+      <w:r>
+        <w:rPr>
+          <w:color w:val="000000"/>
+        </w:rPr>
+        <w:t xml:space="preserve"> KA </w:t>
+      </w:r>
+      <w:r>
+        <w:rPr>
+          <w:color w:val="000000"/>
+        </w:rPr>
+        <w:t>商户建立租户维度</w:t>
+      </w:r>
+      <w:r>
+        <w:rPr>
+          <w:color w:val="000000"/>
+        </w:rPr>
+        <w:t xml:space="preserve"> SLA </w:t>
+      </w:r>
+      <w:r>
+        <w:rPr>
+          <w:color w:val="000000"/>
+        </w:rPr>
+        <w:t>度量与重保机制，把稳定性能力从</w:t>
+      </w:r>
+      <w:r>
+        <w:rPr>
+          <w:color w:val="000000"/>
+        </w:rPr>
+        <w:t>“</w:t>
+      </w:r>
+      <w:r>
+        <w:rPr>
+          <w:color w:val="000000"/>
+        </w:rPr>
+        <w:t>应用视角</w:t>
+      </w:r>
+      <w:r>
+        <w:rPr>
+          <w:color w:val="000000"/>
+        </w:rPr>
+        <w:t>”</w:t>
+      </w:r>
+      <w:r>
+        <w:rPr>
+          <w:color w:val="000000"/>
+        </w:rPr>
+        <w:t>扩展到</w:t>
+      </w:r>
+      <w:r>
+        <w:rPr>
+          <w:color w:val="000000"/>
+        </w:rPr>
+        <w:t>“</w:t>
+      </w:r>
+      <w:r>
+        <w:rPr>
+          <w:color w:val="000000"/>
+        </w:rPr>
+        <w:t>客户视角</w:t>
+      </w:r>
+      <w:r>
+        <w:rPr>
+          <w:color w:val="000000"/>
+        </w:rPr>
+        <w:t>”</w:t>
+      </w:r>
+      <w:r>
+        <w:rPr>
+          <w:color w:val="000000"/>
+        </w:rPr>
+        <w:t>。</w:t>
       </w:r>
     </w:p>
     <w:p>
@@ -3093,193 +3463,161 @@
       </w:pPr>
       <w:r>
         <w:rPr>
-          <w:rFonts w:hint="eastAsia"/>
-          <w:b/>
-          <w:bCs/>
-        </w:rPr>
-        <w:t>智能运维</w:t>
-      </w:r>
-      <w:r>
-        <w:rPr>
-          <w:rFonts w:hint="eastAsia"/>
-          <w:b/>
-          <w:bCs/>
-        </w:rPr>
-        <w:t>子</w:t>
-      </w:r>
-      <w:r>
-        <w:rPr>
-          <w:rFonts w:hint="eastAsia"/>
-          <w:b/>
-          <w:bCs/>
-        </w:rPr>
-        <w:t>Agent</w:t>
-      </w:r>
-      <w:r>
-        <w:rPr>
-          <w:rFonts w:hint="eastAsia"/>
-        </w:rPr>
-        <w:t>：面向告警、指标、</w:t>
-      </w:r>
-      <w:r>
-        <w:rPr>
-          <w:rFonts w:hint="eastAsia"/>
-        </w:rPr>
-        <w:t>SLO</w:t>
-      </w:r>
-      <w:r>
-        <w:rPr>
-          <w:rFonts w:hint="eastAsia"/>
-        </w:rPr>
-        <w:t>、巡检与变更的诊断分析</w:t>
-      </w:r>
-      <w:r>
-        <w:rPr>
-          <w:rFonts w:hint="eastAsia"/>
-        </w:rPr>
-        <w:t>；</w:t>
-      </w:r>
-      <w:r>
-        <w:rPr>
-          <w:rFonts w:hint="eastAsia"/>
-        </w:rPr>
-        <w:t>面向</w:t>
-      </w:r>
-      <w:r>
-        <w:rPr>
-          <w:rFonts w:hint="eastAsia"/>
-        </w:rPr>
-        <w:t xml:space="preserve"> </w:t>
-      </w:r>
-      <w:proofErr w:type="spellStart"/>
-      <w:r>
-        <w:rPr>
-          <w:rFonts w:hint="eastAsia"/>
-        </w:rPr>
-        <w:t>PromQL</w:t>
-      </w:r>
-      <w:proofErr w:type="spellEnd"/>
-      <w:r>
-        <w:rPr>
-          <w:rFonts w:hint="eastAsia"/>
-        </w:rPr>
-        <w:t xml:space="preserve"> / </w:t>
-      </w:r>
-      <w:proofErr w:type="spellStart"/>
-      <w:r>
-        <w:rPr>
-          <w:rFonts w:hint="eastAsia"/>
-        </w:rPr>
-        <w:t>InfluxQL</w:t>
-      </w:r>
-      <w:proofErr w:type="spellEnd"/>
-      <w:r>
-        <w:rPr>
-          <w:rFonts w:hint="eastAsia"/>
-        </w:rPr>
-        <w:t>、</w:t>
-      </w:r>
-      <w:r>
-        <w:rPr>
-          <w:rFonts w:hint="eastAsia"/>
-        </w:rPr>
-        <w:t xml:space="preserve">Grafana </w:t>
-      </w:r>
-      <w:r>
-        <w:rPr>
-          <w:rFonts w:hint="eastAsia"/>
-        </w:rPr>
-        <w:t>的查询与配置生成</w:t>
-      </w:r>
-      <w:r>
-        <w:rPr>
-          <w:rFonts w:hint="eastAsia"/>
-        </w:rPr>
-        <w:t>；</w:t>
-      </w:r>
-      <w:r>
-        <w:rPr>
-          <w:rFonts w:hint="eastAsia"/>
-        </w:rPr>
-        <w:t>以及面向</w:t>
-      </w:r>
-      <w:r>
-        <w:rPr>
-          <w:rFonts w:hint="eastAsia"/>
-        </w:rPr>
-        <w:t xml:space="preserve"> CMDB </w:t>
-      </w:r>
-      <w:r>
-        <w:rPr>
-          <w:rFonts w:hint="eastAsia"/>
-        </w:rPr>
-        <w:t>拓扑、影响面、数字分身与沙箱的资产理解和主动运维</w:t>
-      </w:r>
-      <w:r>
-        <w:rPr>
-          <w:rFonts w:hint="eastAsia"/>
-        </w:rPr>
-        <w:t>。</w:t>
-      </w:r>
-      <w:r>
-        <w:rPr>
-          <w:rFonts w:hint="eastAsia"/>
-        </w:rPr>
-        <w:t>支撑</w:t>
-      </w:r>
-      <w:r>
-        <w:rPr>
-          <w:rFonts w:hint="eastAsia"/>
-        </w:rPr>
-        <w:t xml:space="preserve"> 20+ </w:t>
-      </w:r>
-      <w:r>
-        <w:rPr>
-          <w:rFonts w:hint="eastAsia"/>
-        </w:rPr>
-        <w:t>核心云产品接入</w:t>
-      </w:r>
-      <w:r>
-        <w:rPr>
-          <w:rFonts w:hint="eastAsia"/>
-        </w:rPr>
-        <w:t xml:space="preserve"> AI </w:t>
-      </w:r>
-      <w:r>
-        <w:rPr>
-          <w:rFonts w:hint="eastAsia"/>
-        </w:rPr>
-        <w:t>可观测、</w:t>
-      </w:r>
-      <w:r>
-        <w:rPr>
-          <w:rFonts w:hint="eastAsia"/>
-        </w:rPr>
-        <w:t xml:space="preserve">30 </w:t>
-      </w:r>
-      <w:r>
-        <w:rPr>
-          <w:rFonts w:hint="eastAsia"/>
-        </w:rPr>
-        <w:t>个云产品低成本接入智能运维，</w:t>
-      </w:r>
-      <w:r>
-        <w:rPr>
-          <w:rFonts w:hint="eastAsia"/>
-        </w:rPr>
-        <w:t>帮助腾讯云监控告警</w:t>
-      </w:r>
-      <w:r>
-        <w:rPr>
-          <w:rFonts w:hint="eastAsia"/>
-        </w:rPr>
-        <w:t>覆盖</w:t>
-      </w:r>
-      <w:r>
-        <w:rPr>
-          <w:rFonts w:hint="eastAsia"/>
-        </w:rPr>
-        <w:t>、故障分析等场景提效。</w:t>
+          <w:b/>
+          <w:bCs/>
+          <w:color w:val="000000"/>
+        </w:rPr>
+        <w:t>业务收益：</w:t>
+      </w:r>
+      <w:r>
+        <w:rPr>
+          <w:color w:val="000000"/>
+        </w:rPr>
+        <w:t>支付域应急效率提升</w:t>
+      </w:r>
+      <w:r>
+        <w:rPr>
+          <w:color w:val="000000"/>
+        </w:rPr>
+        <w:t xml:space="preserve"> 50%</w:t>
+      </w:r>
+      <w:r>
+        <w:rPr>
+          <w:color w:val="000000"/>
+        </w:rPr>
+        <w:t>、根因定位准确率</w:t>
+      </w:r>
+      <w:r>
+        <w:rPr>
+          <w:color w:val="000000"/>
+        </w:rPr>
+        <w:t xml:space="preserve"> 90%</w:t>
+      </w:r>
+      <w:r>
+        <w:rPr>
+          <w:color w:val="000000"/>
+        </w:rPr>
+        <w:t>、监控布防覆盖率提升</w:t>
+      </w:r>
+      <w:r>
+        <w:rPr>
+          <w:color w:val="000000"/>
+        </w:rPr>
+        <w:t xml:space="preserve"> 40%</w:t>
+      </w:r>
+      <w:r>
+        <w:rPr>
+          <w:color w:val="000000"/>
+        </w:rPr>
+        <w:t>；全年主动识别问题</w:t>
+      </w:r>
+      <w:r>
+        <w:rPr>
+          <w:color w:val="000000"/>
+        </w:rPr>
+        <w:t xml:space="preserve"> 132 </w:t>
+      </w:r>
+      <w:r>
+        <w:rPr>
+          <w:color w:val="000000"/>
+        </w:rPr>
+        <w:t>个，挽回业务失败超</w:t>
+      </w:r>
+      <w:r>
+        <w:rPr>
+          <w:color w:val="000000"/>
+        </w:rPr>
+        <w:t xml:space="preserve"> 2700w </w:t>
+      </w:r>
+      <w:r>
+        <w:rPr>
+          <w:color w:val="000000"/>
+        </w:rPr>
+        <w:t>笔，识别并优化核心链路</w:t>
+      </w:r>
+      <w:r>
+        <w:rPr>
+          <w:color w:val="000000"/>
+        </w:rPr>
+        <w:t xml:space="preserve"> 80ms </w:t>
+      </w:r>
+      <w:r>
+        <w:rPr>
+          <w:color w:val="000000"/>
+        </w:rPr>
+        <w:t>耗时；重保</w:t>
+      </w:r>
+      <w:r>
+        <w:rPr>
+          <w:color w:val="000000"/>
+        </w:rPr>
+        <w:t xml:space="preserve"> 30+ </w:t>
+      </w:r>
+      <w:r>
+        <w:rPr>
+          <w:color w:val="000000"/>
+        </w:rPr>
+        <w:t>核心</w:t>
+      </w:r>
+      <w:r>
+        <w:rPr>
+          <w:color w:val="000000"/>
+        </w:rPr>
+        <w:t xml:space="preserve"> KA </w:t>
+      </w:r>
+      <w:r>
+        <w:rPr>
+          <w:color w:val="000000"/>
+        </w:rPr>
+        <w:t>商户</w:t>
+      </w:r>
+      <w:r>
+        <w:rPr>
+          <w:color w:val="000000"/>
+        </w:rPr>
+        <w:t xml:space="preserve"> SLA </w:t>
+      </w:r>
+      <w:r>
+        <w:rPr>
+          <w:color w:val="000000"/>
+        </w:rPr>
+        <w:t>达标。项目获蚂蚁</w:t>
+      </w:r>
+      <w:r>
+        <w:rPr>
+          <w:color w:val="000000"/>
+        </w:rPr>
+        <w:t xml:space="preserve"> BG </w:t>
+      </w:r>
+      <w:r>
+        <w:rPr>
+          <w:color w:val="000000"/>
+        </w:rPr>
+        <w:t>级技术创新奖（</w:t>
+      </w:r>
+      <w:r>
+        <w:rPr>
+          <w:color w:val="000000"/>
+        </w:rPr>
+        <w:t xml:space="preserve">Westar + </w:t>
+      </w:r>
+      <w:r>
+        <w:rPr>
+          <w:color w:val="000000"/>
+        </w:rPr>
+        <w:t>蓝宝石），申请专利</w:t>
+      </w:r>
+      <w:r>
+        <w:rPr>
+          <w:color w:val="000000"/>
+        </w:rPr>
+        <w:t xml:space="preserve"> 2 </w:t>
+      </w:r>
+      <w:r>
+        <w:rPr>
+          <w:color w:val="000000"/>
+        </w:rPr>
+        <w:t>篇。</w:t>
       </w:r>
     </w:p>
     <w:p>
@@ -3287,9 +3625,6 @@
         <w:pStyle w:val="a4"/>
         <w:spacing w:after="20" w:line="250" w:lineRule="auto"/>
         <w:ind w:left="340"/>
-        <w:rPr>
-          <w:rFonts w:hint="eastAsia"/>
-        </w:rPr>
       </w:pPr>
     </w:p>
     <w:p>
@@ -3307,7 +3642,7 @@
           <w:sz w:val="21"/>
           <w:szCs w:val="21"/>
         </w:rPr>
-        <w:t>蚂蚁自动化业务故障发现与根因定位</w:t>
+        <w:t>蚂蚁业务单元化隔离</w:t>
       </w:r>
       <w:r>
         <w:rPr>
@@ -3327,7 +3662,7 @@
           <w:sz w:val="20"/>
           <w:szCs w:val="20"/>
         </w:rPr>
-        <w:t xml:space="preserve">项目一号位　</w:t>
+        <w:t xml:space="preserve">核心研发　</w:t>
       </w:r>
       <w:r>
         <w:rPr>
@@ -3337,7 +3672,7 @@
           <w:sz w:val="20"/>
           <w:szCs w:val="20"/>
         </w:rPr>
-        <w:t>2020.09 - 2023.10</w:t>
+        <w:t>2020.09 - 2022.12</w:t>
       </w:r>
     </w:p>
     <w:p>
@@ -3349,477 +3684,6 @@
         <w:rPr>
           <w:color w:val="000000"/>
         </w:rPr>
-        <w:t>从</w:t>
-      </w:r>
-      <w:r>
-        <w:rPr>
-          <w:color w:val="000000"/>
-        </w:rPr>
-        <w:t xml:space="preserve"> 0 </w:t>
-      </w:r>
-      <w:r>
-        <w:rPr>
-          <w:color w:val="000000"/>
-        </w:rPr>
-        <w:t>到</w:t>
-      </w:r>
-      <w:r>
-        <w:rPr>
-          <w:color w:val="000000"/>
-        </w:rPr>
-        <w:t xml:space="preserve"> 1 </w:t>
-      </w:r>
-      <w:r>
-        <w:rPr>
-          <w:color w:val="000000"/>
-        </w:rPr>
-        <w:t>建立业务问题自动化处理方案，解决蚂蚁长期存在的业务监控缺失、业务流量识别难、根因不准确三大应急难题，覆盖支付</w:t>
-      </w:r>
-      <w:r>
-        <w:rPr>
-          <w:color w:val="000000"/>
-        </w:rPr>
-        <w:t xml:space="preserve"> / </w:t>
-      </w:r>
-      <w:r>
-        <w:rPr>
-          <w:color w:val="000000"/>
-        </w:rPr>
-        <w:t>基金</w:t>
-      </w:r>
-      <w:r>
-        <w:rPr>
-          <w:color w:val="000000"/>
-        </w:rPr>
-        <w:t xml:space="preserve"> / </w:t>
-      </w:r>
-      <w:r>
-        <w:rPr>
-          <w:color w:val="000000"/>
-        </w:rPr>
-        <w:t>中间件等全栈域。</w:t>
-      </w:r>
-    </w:p>
-    <w:p>
-      <w:pPr>
-        <w:pStyle w:val="a4"/>
-        <w:numPr>
-          <w:ilvl w:val="0"/>
-          <w:numId w:val="2"/>
-        </w:numPr>
-        <w:spacing w:after="20" w:line="250" w:lineRule="auto"/>
-      </w:pPr>
-      <w:r>
-        <w:rPr>
-          <w:b/>
-          <w:bCs/>
-          <w:color w:val="000000"/>
-        </w:rPr>
-        <w:t>稳定性中间件与全站覆盖：</w:t>
-      </w:r>
-      <w:r>
-        <w:rPr>
-          <w:color w:val="000000"/>
-        </w:rPr>
-        <w:t>基于</w:t>
-      </w:r>
-      <w:r>
-        <w:rPr>
-          <w:color w:val="000000"/>
-        </w:rPr>
-        <w:t xml:space="preserve"> </w:t>
-      </w:r>
-      <w:proofErr w:type="spellStart"/>
-      <w:r>
-        <w:rPr>
-          <w:color w:val="000000"/>
-        </w:rPr>
-        <w:t>JavaAgent</w:t>
-      </w:r>
-      <w:proofErr w:type="spellEnd"/>
-      <w:r>
-        <w:rPr>
-          <w:color w:val="000000"/>
-        </w:rPr>
-        <w:t xml:space="preserve"> + </w:t>
-      </w:r>
-      <w:proofErr w:type="spellStart"/>
-      <w:r>
-        <w:rPr>
-          <w:color w:val="000000"/>
-        </w:rPr>
-        <w:t>OpenTelemetry</w:t>
-      </w:r>
-      <w:proofErr w:type="spellEnd"/>
-      <w:r>
-        <w:rPr>
-          <w:color w:val="000000"/>
-        </w:rPr>
-        <w:t xml:space="preserve"> </w:t>
-      </w:r>
-      <w:r>
-        <w:rPr>
-          <w:color w:val="000000"/>
-        </w:rPr>
-        <w:t>研发业务无感知的埋点与流量识别中间件，支撑业务监控自动化布防、业务流量画像、耗时优化点识别与错误码体系建设，并主导技术能力在全站的推广接入，覆盖</w:t>
-      </w:r>
-      <w:r>
-        <w:rPr>
-          <w:color w:val="000000"/>
-        </w:rPr>
-        <w:t xml:space="preserve"> 3000+ </w:t>
-      </w:r>
-      <w:r>
-        <w:rPr>
-          <w:color w:val="000000"/>
-        </w:rPr>
-        <w:t>标准</w:t>
-      </w:r>
-      <w:r>
-        <w:rPr>
-          <w:color w:val="000000"/>
-        </w:rPr>
-        <w:t xml:space="preserve"> Java </w:t>
-      </w:r>
-      <w:r>
-        <w:rPr>
-          <w:color w:val="000000"/>
-        </w:rPr>
-        <w:t>应用。</w:t>
-      </w:r>
-    </w:p>
-    <w:p>
-      <w:pPr>
-        <w:pStyle w:val="a4"/>
-        <w:numPr>
-          <w:ilvl w:val="0"/>
-          <w:numId w:val="2"/>
-        </w:numPr>
-        <w:spacing w:after="20" w:line="250" w:lineRule="auto"/>
-      </w:pPr>
-      <w:r>
-        <w:rPr>
-          <w:b/>
-          <w:bCs/>
-          <w:color w:val="000000"/>
-        </w:rPr>
-        <w:t>自动化根因定位与租户级重保：</w:t>
-      </w:r>
-      <w:r>
-        <w:rPr>
-          <w:color w:val="000000"/>
-        </w:rPr>
-        <w:t>构建根因定位平台，将故障发现与定位从依赖人工经验转为自动化决策；面向</w:t>
-      </w:r>
-      <w:r>
-        <w:rPr>
-          <w:color w:val="000000"/>
-        </w:rPr>
-        <w:t xml:space="preserve"> KA </w:t>
-      </w:r>
-      <w:r>
-        <w:rPr>
-          <w:color w:val="000000"/>
-        </w:rPr>
-        <w:t>商户建立租户维度</w:t>
-      </w:r>
-      <w:r>
-        <w:rPr>
-          <w:color w:val="000000"/>
-        </w:rPr>
-        <w:t xml:space="preserve"> SLA </w:t>
-      </w:r>
-      <w:r>
-        <w:rPr>
-          <w:color w:val="000000"/>
-        </w:rPr>
-        <w:t>度量与重保机制，把稳定性能力从</w:t>
-      </w:r>
-      <w:r>
-        <w:rPr>
-          <w:color w:val="000000"/>
-        </w:rPr>
-        <w:t>“</w:t>
-      </w:r>
-      <w:r>
-        <w:rPr>
-          <w:color w:val="000000"/>
-        </w:rPr>
-        <w:t>应用视角</w:t>
-      </w:r>
-      <w:r>
-        <w:rPr>
-          <w:color w:val="000000"/>
-        </w:rPr>
-        <w:t>”</w:t>
-      </w:r>
-      <w:r>
-        <w:rPr>
-          <w:color w:val="000000"/>
-        </w:rPr>
-        <w:t>扩展到</w:t>
-      </w:r>
-      <w:r>
-        <w:rPr>
-          <w:color w:val="000000"/>
-        </w:rPr>
-        <w:t>“</w:t>
-      </w:r>
-      <w:r>
-        <w:rPr>
-          <w:color w:val="000000"/>
-        </w:rPr>
-        <w:t>客户视角</w:t>
-      </w:r>
-      <w:r>
-        <w:rPr>
-          <w:color w:val="000000"/>
-        </w:rPr>
-        <w:t>”</w:t>
-      </w:r>
-      <w:r>
-        <w:rPr>
-          <w:color w:val="000000"/>
-        </w:rPr>
-        <w:t>。</w:t>
-      </w:r>
-    </w:p>
-    <w:p>
-      <w:pPr>
-        <w:pStyle w:val="a4"/>
-        <w:numPr>
-          <w:ilvl w:val="0"/>
-          <w:numId w:val="2"/>
-        </w:numPr>
-        <w:spacing w:after="20" w:line="250" w:lineRule="auto"/>
-      </w:pPr>
-      <w:r>
-        <w:rPr>
-          <w:b/>
-          <w:bCs/>
-          <w:color w:val="000000"/>
-        </w:rPr>
-        <w:t>业务收益：</w:t>
-      </w:r>
-      <w:r>
-        <w:rPr>
-          <w:color w:val="000000"/>
-        </w:rPr>
-        <w:t>支付域应急效率提升</w:t>
-      </w:r>
-      <w:r>
-        <w:rPr>
-          <w:color w:val="000000"/>
-        </w:rPr>
-        <w:t xml:space="preserve"> 50%</w:t>
-      </w:r>
-      <w:r>
-        <w:rPr>
-          <w:color w:val="000000"/>
-        </w:rPr>
-        <w:t>、根因定位准确率</w:t>
-      </w:r>
-      <w:r>
-        <w:rPr>
-          <w:color w:val="000000"/>
-        </w:rPr>
-        <w:t xml:space="preserve"> 90%</w:t>
-      </w:r>
-      <w:r>
-        <w:rPr>
-          <w:color w:val="000000"/>
-        </w:rPr>
-        <w:t>、监控布防覆盖率提升</w:t>
-      </w:r>
-      <w:r>
-        <w:rPr>
-          <w:color w:val="000000"/>
-        </w:rPr>
-        <w:t xml:space="preserve"> 40%</w:t>
-      </w:r>
-      <w:r>
-        <w:rPr>
-          <w:color w:val="000000"/>
-        </w:rPr>
-        <w:t>；全年主动识别问题</w:t>
-      </w:r>
-      <w:r>
-        <w:rPr>
-          <w:color w:val="000000"/>
-        </w:rPr>
-        <w:t xml:space="preserve"> 132 </w:t>
-      </w:r>
-      <w:r>
-        <w:rPr>
-          <w:color w:val="000000"/>
-        </w:rPr>
-        <w:t>个，挽回业务失败超</w:t>
-      </w:r>
-      <w:r>
-        <w:rPr>
-          <w:color w:val="000000"/>
-        </w:rPr>
-        <w:t xml:space="preserve"> 2700w </w:t>
-      </w:r>
-      <w:r>
-        <w:rPr>
-          <w:color w:val="000000"/>
-        </w:rPr>
-        <w:t>笔，识别并优化核心链路</w:t>
-      </w:r>
-      <w:r>
-        <w:rPr>
-          <w:color w:val="000000"/>
-        </w:rPr>
-        <w:t xml:space="preserve"> 80ms </w:t>
-      </w:r>
-      <w:r>
-        <w:rPr>
-          <w:color w:val="000000"/>
-        </w:rPr>
-        <w:t>耗时；重保</w:t>
-      </w:r>
-      <w:r>
-        <w:rPr>
-          <w:color w:val="000000"/>
-        </w:rPr>
-        <w:t xml:space="preserve"> 30+ </w:t>
-      </w:r>
-      <w:r>
-        <w:rPr>
-          <w:color w:val="000000"/>
-        </w:rPr>
-        <w:t>核心</w:t>
-      </w:r>
-      <w:r>
-        <w:rPr>
-          <w:color w:val="000000"/>
-        </w:rPr>
-        <w:t xml:space="preserve"> KA </w:t>
-      </w:r>
-      <w:r>
-        <w:rPr>
-          <w:color w:val="000000"/>
-        </w:rPr>
-        <w:t>商户</w:t>
-      </w:r>
-      <w:r>
-        <w:rPr>
-          <w:color w:val="000000"/>
-        </w:rPr>
-        <w:t xml:space="preserve"> SLA </w:t>
-      </w:r>
-      <w:r>
-        <w:rPr>
-          <w:color w:val="000000"/>
-        </w:rPr>
-        <w:t>达标。项目获蚂蚁</w:t>
-      </w:r>
-      <w:r>
-        <w:rPr>
-          <w:color w:val="000000"/>
-        </w:rPr>
-        <w:t xml:space="preserve"> BG </w:t>
-      </w:r>
-      <w:r>
-        <w:rPr>
-          <w:color w:val="000000"/>
-        </w:rPr>
-        <w:t>级技术创新奖（</w:t>
-      </w:r>
-      <w:r>
-        <w:rPr>
-          <w:color w:val="000000"/>
-        </w:rPr>
-        <w:t xml:space="preserve">Westar + </w:t>
-      </w:r>
-      <w:r>
-        <w:rPr>
-          <w:color w:val="000000"/>
-        </w:rPr>
-        <w:t>蓝宝石），申请专利</w:t>
-      </w:r>
-      <w:r>
-        <w:rPr>
-          <w:color w:val="000000"/>
-        </w:rPr>
-        <w:t xml:space="preserve"> 2 </w:t>
-      </w:r>
-      <w:r>
-        <w:rPr>
-          <w:color w:val="000000"/>
-        </w:rPr>
-        <w:t>篇。</w:t>
-      </w:r>
-    </w:p>
-    <w:p>
-      <w:pPr>
-        <w:pStyle w:val="a4"/>
-        <w:spacing w:after="20" w:line="250" w:lineRule="auto"/>
-        <w:ind w:left="340"/>
-        <w:rPr>
-          <w:rFonts w:hint="eastAsia"/>
-        </w:rPr>
-      </w:pPr>
-    </w:p>
-    <w:p>
-      <w:pPr>
-        <w:tabs>
-          <w:tab w:val="right" w:pos="9906"/>
-        </w:tabs>
-        <w:spacing w:before="100"/>
-      </w:pPr>
-      <w:r>
-        <w:rPr>
-          <w:b/>
-          <w:bCs/>
-          <w:color w:val="000000"/>
-          <w:sz w:val="21"/>
-          <w:szCs w:val="21"/>
-        </w:rPr>
-        <w:t>蚂蚁业务单元化隔离</w:t>
-      </w:r>
-      <w:r>
-        <w:rPr>
-          <w:b/>
-          <w:bCs/>
-          <w:color w:val="000000"/>
-          <w:sz w:val="20"/>
-          <w:szCs w:val="20"/>
-        </w:rPr>
-        <w:tab/>
-      </w:r>
-      <w:r>
-        <w:rPr>
-          <w:b/>
-          <w:bCs/>
-          <w:color w:val="000000"/>
-          <w:sz w:val="20"/>
-          <w:szCs w:val="20"/>
-        </w:rPr>
-        <w:t xml:space="preserve">核心研发　</w:t>
-      </w:r>
-      <w:r>
-        <w:rPr>
-          <w:b/>
-          <w:bCs/>
-          <w:color w:val="000000"/>
-          <w:sz w:val="20"/>
-          <w:szCs w:val="20"/>
-        </w:rPr>
-        <w:t>2020.09 - 2022.12</w:t>
-      </w:r>
-    </w:p>
-    <w:p>
-      <w:pPr>
-        <w:spacing w:after="30" w:line="250" w:lineRule="auto"/>
-        <w:ind w:left="170"/>
-      </w:pPr>
-      <w:r>
-        <w:rPr>
-          <w:color w:val="000000"/>
-        </w:rPr>
-        <w:lastRenderedPageBreak/>
         <w:t>面向微服务架构下业务流量混合导致的稳定性</w:t>
       </w:r>
       <w:r>
@@ -4272,7 +4136,20 @@
           <w:color w:val="000000"/>
         </w:rPr>
         <w:tab/>
-        <w:t>Eino ADK</w:t>
+      </w:r>
+      <w:proofErr w:type="spellStart"/>
+      <w:r>
+        <w:rPr>
+          <w:color w:val="000000"/>
+        </w:rPr>
+        <w:t>Eino</w:t>
+      </w:r>
+      <w:proofErr w:type="spellEnd"/>
+      <w:r>
+        <w:rPr>
+          <w:color w:val="000000"/>
+        </w:rPr>
+        <w:t xml:space="preserve"> ADK</w:t>
       </w:r>
       <w:r>
         <w:rPr>
@@ -4442,9 +4319,6 @@
           <w:tab w:val="left" w:pos="1400"/>
         </w:tabs>
         <w:spacing w:before="30" w:after="30"/>
-        <w:rPr>
-          <w:rFonts w:hint="eastAsia"/>
-        </w:rPr>
       </w:pPr>
       <w:r>
         <w:rPr>
@@ -4498,7 +4372,7 @@
 </file>
 
 <file path=word/numbering.xml><?xml version="1.0" encoding="utf-8"?>
-<w:numbering xmlns:wpc="http://schemas.microsoft.com/office/word/2010/wordprocessingCanvas" xmlns:cx="http://schemas.microsoft.com/office/drawing/2014/chartex" xmlns:cx1="http://schemas.microsoft.com/office/drawing/2015/9/8/chartex" xmlns:cx2="http://schemas.microsoft.com/office/drawing/2015/10/21/chartex" xmlns:cx3="http://schemas.microsoft.com/office/drawing/2016/5/9/chartex" xmlns:cx4="http://schemas.microsoft.com/office/drawing/2016/5/10/chartex" xmlns:cx5="http://schemas.microsoft.com/office/drawing/2016/5/11/chartex" xmlns:cx6="http://schemas.microsoft.com/office/drawing/2016/5/12/chartex" xmlns:cx7="http://schemas.microsoft.com/office/drawing/2016/5/13/chartex" xmlns:cx8="http://schemas.microsoft.com/office/drawing/2016/5/14/chartex" xmlns:mc="http://schemas.openxmlformats.org/markup-compatibility/2006" xmlns:aink="http://schemas.microsoft.com/office/drawing/2016/ink" xmlns:am3d="http://schemas.microsoft.com/office/drawing/2017/model3d" xmlns:o="urn:schemas-microsoft-com:office:office" xmlns:oel="http://schemas.microsoft.com/office/2019/extlst" xmlns:r="http://schemas.openxmlformats.org/officeDocument/2006/relationships" xmlns:m="http://schemas.openxmlformats.org/officeDocument/2006/math" xmlns:v="urn:schemas-microsoft-com:vml" xmlns:wp14="http://schemas.microsoft.com/office/word/2010/wordprocessingDrawing" xmlns:wp="http://schemas.openxmlformats.org/drawingml/2006/wordprocessingDrawing" xmlns:w10="urn:schemas-microsoft-com:office:word" xmlns:w="http://schemas.openxmlformats.org/wordprocessingml/2006/main" xmlns:w14="http://schemas.microsoft.com/office/word/2010/wordml" xmlns:w15="http://schemas.microsoft.com/office/word/2012/wordml" xmlns:w16cex="http://schemas.microsoft.com/office/word/2018/wordml/cex" xmlns:w16cid="http://schemas.microsoft.com/office/word/2016/wordml/cid" xmlns:w16="http://schemas.microsoft.com/office/word/2018/wordml" xmlns:w16du="http://schemas.microsoft.com/office/word/2023/wordml/word16du" xmlns:w16sdtdh="http://schemas.microsoft.com/office/word/2020/wordml/sdtdatahash" xmlns:w16sdtfl="http://schemas.microsoft.com/office/word/2024/wordml/sdtformatlock" xmlns:w16se="http://schemas.microsoft.com/office/word/2015/wordml/symex" xmlns:wpg="http://schemas.microsoft.com/office/word/2010/wordprocessingGroup" xmlns:wpi="http://schemas.microsoft.com/office/word/2010/wordprocessingInk" xmlns:wne="http://schemas.microsoft.com/office/word/2006/wordml" xmlns:wps="http://schemas.microsoft.com/office/word/2010/wordprocessingShape" mc:Ignorable="w14 w15 w16se w16cid w16 w16cex w16sdtdh w16sdtfl w16du wp14">
+<w:numbering xmlns:wpc="http://schemas.microsoft.com/office/word/2010/wordprocessingCanvas" xmlns:cx="http://schemas.microsoft.com/office/drawing/2014/chartex" xmlns:cx1="http://schemas.microsoft.com/office/drawing/2015/9/8/chartex" xmlns:cx2="http://schemas.microsoft.com/office/drawing/2015/10/21/chartex" xmlns:cx3="http://schemas.microsoft.com/office/drawing/2016/5/9/chartex" xmlns:cx4="http://schemas.microsoft.com/office/drawing/2016/5/10/chartex" xmlns:cx5="http://schemas.microsoft.com/office/drawing/2016/5/11/chartex" xmlns:cx6="http://schemas.microsoft.com/office/drawing/2016/5/12/chartex" xmlns:cx7="http://schemas.microsoft.com/office/drawing/2016/5/13/chartex" xmlns:cx8="http://schemas.microsoft.com/office/drawing/2016/5/14/chartex" xmlns:mc="http://schemas.openxmlformats.org/markup-compatibility/2006" xmlns:aink="http://schemas.microsoft.com/office/drawing/2016/ink" xmlns:am3d="http://schemas.microsoft.com/office/drawing/2017/model3d" xmlns:o="urn:schemas-microsoft-com:office:office" xmlns:oel="http://schemas.microsoft.com/office/2019/extlst" xmlns:r="http://schemas.openxmlformats.org/officeDocument/2006/relationships" xmlns:m="http://schemas.openxmlformats.org/officeDocument/2006/math" xmlns:v="urn:schemas-microsoft-com:vml" xmlns:wp14="http://schemas.microsoft.com/office/word/2010/wordprocessingDrawing" xmlns:wp="http://schemas.openxmlformats.org/drawingml/2006/wordprocessingDrawing" xmlns:w10="urn:schemas-microsoft-com:office:word" xmlns:w="http://schemas.openxmlformats.org/wordprocessingml/2006/main" xmlns:w14="http://schemas.microsoft.com/office/word/2010/wordml" xmlns:w15="http://schemas.microsoft.com/office/word/2012/wordml" xmlns:w16cex="http://schemas.microsoft.com/office/word/2018/wordml/cex" xmlns:w16cid="http://schemas.microsoft.com/office/word/2016/wordml/cid" xmlns:w16="http://schemas.microsoft.com/office/word/2018/wordml" xmlns:w16du="http://schemas.microsoft.com/office/word/2023/wordml/word16du" xmlns:w16sdtdh="http://schemas.microsoft.com/office/word/2020/wordml/sdtdatahash" xmlns:w16se="http://schemas.microsoft.com/office/word/2015/wordml/symex" xmlns:wpg="http://schemas.microsoft.com/office/word/2010/wordprocessingGroup" xmlns:wpi="http://schemas.microsoft.com/office/word/2010/wordprocessingInk" xmlns:wne="http://schemas.microsoft.com/office/word/2006/wordml" xmlns:wps="http://schemas.microsoft.com/office/word/2010/wordprocessingShape" mc:Ignorable="w14 w15 w16se w16cid w16 w16cex w16sdtdh w16du wp14">
   <w:abstractNum w:abstractNumId="0" w15:restartNumberingAfterBreak="0">
     <w:nsid w:val="088E6E16"/>
     <w:multiLevelType w:val="hybridMultilevel"/>
@@ -4671,7 +4545,7 @@
 </file>
 
 <file path=word/styles.xml><?xml version="1.0" encoding="utf-8"?>
-<w:styles xmlns:mc="http://schemas.openxmlformats.org/markup-compatibility/2006" xmlns:r="http://schemas.openxmlformats.org/officeDocument/2006/relationships" xmlns:w="http://schemas.openxmlformats.org/wordprocessingml/2006/main" xmlns:w14="http://schemas.microsoft.com/office/word/2010/wordml" xmlns:w15="http://schemas.microsoft.com/office/word/2012/wordml" xmlns:w16cex="http://schemas.microsoft.com/office/word/2018/wordml/cex" xmlns:w16cid="http://schemas.microsoft.com/office/word/2016/wordml/cid" xmlns:w16="http://schemas.microsoft.com/office/word/2018/wordml" xmlns:w16du="http://schemas.microsoft.com/office/word/2023/wordml/word16du" xmlns:w16sdtdh="http://schemas.microsoft.com/office/word/2020/wordml/sdtdatahash" xmlns:w16sdtfl="http://schemas.microsoft.com/office/word/2024/wordml/sdtformatlock" xmlns:w16se="http://schemas.microsoft.com/office/word/2015/wordml/symex" mc:Ignorable="w14 w15 w16se w16cid w16 w16cex w16sdtdh w16sdtfl w16du">
+<w:styles xmlns:mc="http://schemas.openxmlformats.org/markup-compatibility/2006" xmlns:r="http://schemas.openxmlformats.org/officeDocument/2006/relationships" xmlns:w="http://schemas.openxmlformats.org/wordprocessingml/2006/main" xmlns:w14="http://schemas.microsoft.com/office/word/2010/wordml" xmlns:w15="http://schemas.microsoft.com/office/word/2012/wordml" xmlns:w16cex="http://schemas.microsoft.com/office/word/2018/wordml/cex" xmlns:w16cid="http://schemas.microsoft.com/office/word/2016/wordml/cid" xmlns:w16="http://schemas.microsoft.com/office/word/2018/wordml" xmlns:w16du="http://schemas.microsoft.com/office/word/2023/wordml/word16du" xmlns:w16sdtdh="http://schemas.microsoft.com/office/word/2020/wordml/sdtdatahash" xmlns:w16se="http://schemas.microsoft.com/office/word/2015/wordml/symex" mc:Ignorable="w14 w15 w16se w16cid w16 w16cex w16sdtdh w16du">
   <w:docDefaults>
     <w:rPrDefault>
       <w:rPr>

--- a/10-简历/乐宇辰-简历-2026.docx
+++ b/10-简历/乐宇辰-简历-2026.docx
@@ -1,6 +1,6 @@
 
 <file path=word/document.xml><?xml version="1.0" encoding="utf-8"?>
-<w:document xmlns:wpc="http://schemas.microsoft.com/office/word/2010/wordprocessingCanvas" xmlns:cx="http://schemas.microsoft.com/office/drawing/2014/chartex" xmlns:cx1="http://schemas.microsoft.com/office/drawing/2015/9/8/chartex" xmlns:cx2="http://schemas.microsoft.com/office/drawing/2015/10/21/chartex" xmlns:cx3="http://schemas.microsoft.com/office/drawing/2016/5/9/chartex" xmlns:cx4="http://schemas.microsoft.com/office/drawing/2016/5/10/chartex" xmlns:cx5="http://schemas.microsoft.com/office/drawing/2016/5/11/chartex" xmlns:cx6="http://schemas.microsoft.com/office/drawing/2016/5/12/chartex" xmlns:cx7="http://schemas.microsoft.com/office/drawing/2016/5/13/chartex" xmlns:cx8="http://schemas.microsoft.com/office/drawing/2016/5/14/chartex" xmlns:mc="http://schemas.openxmlformats.org/markup-compatibility/2006" xmlns:aink="http://schemas.microsoft.com/office/drawing/2016/ink" xmlns:am3d="http://schemas.microsoft.com/office/drawing/2017/model3d" xmlns:o="urn:schemas-microsoft-com:office:office" xmlns:oel="http://schemas.microsoft.com/office/2019/extlst" xmlns:r="http://schemas.openxmlformats.org/officeDocument/2006/relationships" xmlns:m="http://schemas.openxmlformats.org/officeDocument/2006/math" xmlns:v="urn:schemas-microsoft-com:vml" xmlns:wp14="http://schemas.microsoft.com/office/word/2010/wordprocessingDrawing" xmlns:wp="http://schemas.openxmlformats.org/drawingml/2006/wordprocessingDrawing" xmlns:w10="urn:schemas-microsoft-com:office:word" xmlns:w="http://schemas.openxmlformats.org/wordprocessingml/2006/main" xmlns:w14="http://schemas.microsoft.com/office/word/2010/wordml" xmlns:w15="http://schemas.microsoft.com/office/word/2012/wordml" xmlns:w16cex="http://schemas.microsoft.com/office/word/2018/wordml/cex" xmlns:w16cid="http://schemas.microsoft.com/office/word/2016/wordml/cid" xmlns:w16="http://schemas.microsoft.com/office/word/2018/wordml" xmlns:w16du="http://schemas.microsoft.com/office/word/2023/wordml/word16du" xmlns:w16sdtdh="http://schemas.microsoft.com/office/word/2020/wordml/sdtdatahash" xmlns:w16se="http://schemas.microsoft.com/office/word/2015/wordml/symex" xmlns:wpg="http://schemas.microsoft.com/office/word/2010/wordprocessingGroup" xmlns:wpi="http://schemas.microsoft.com/office/word/2010/wordprocessingInk" xmlns:wne="http://schemas.microsoft.com/office/word/2006/wordml" xmlns:wps="http://schemas.microsoft.com/office/word/2010/wordprocessingShape" mc:Ignorable="w14 w15 w16se w16cid w16 w16cex w16sdtdh w16du wp14">
+<w:document xmlns:wpc="http://schemas.microsoft.com/office/word/2010/wordprocessingCanvas" xmlns:cx="http://schemas.microsoft.com/office/drawing/2014/chartex" xmlns:cx1="http://schemas.microsoft.com/office/drawing/2015/9/8/chartex" xmlns:cx2="http://schemas.microsoft.com/office/drawing/2015/10/21/chartex" xmlns:cx3="http://schemas.microsoft.com/office/drawing/2016/5/9/chartex" xmlns:cx4="http://schemas.microsoft.com/office/drawing/2016/5/10/chartex" xmlns:cx5="http://schemas.microsoft.com/office/drawing/2016/5/11/chartex" xmlns:cx6="http://schemas.microsoft.com/office/drawing/2016/5/12/chartex" xmlns:cx7="http://schemas.microsoft.com/office/drawing/2016/5/13/chartex" xmlns:cx8="http://schemas.microsoft.com/office/drawing/2016/5/14/chartex" xmlns:mc="http://schemas.openxmlformats.org/markup-compatibility/2006" xmlns:aink="http://schemas.microsoft.com/office/drawing/2016/ink" xmlns:am3d="http://schemas.microsoft.com/office/drawing/2017/model3d" xmlns:o="urn:schemas-microsoft-com:office:office" xmlns:oel="http://schemas.microsoft.com/office/2019/extlst" xmlns:r="http://schemas.openxmlformats.org/officeDocument/2006/relationships" xmlns:m="http://schemas.openxmlformats.org/officeDocument/2006/math" xmlns:v="urn:schemas-microsoft-com:vml" xmlns:wp14="http://schemas.microsoft.com/office/word/2010/wordprocessingDrawing" xmlns:wp="http://schemas.openxmlformats.org/drawingml/2006/wordprocessingDrawing" xmlns:w10="urn:schemas-microsoft-com:office:word" xmlns:w="http://schemas.openxmlformats.org/wordprocessingml/2006/main" xmlns:w14="http://schemas.microsoft.com/office/word/2010/wordml" xmlns:w15="http://schemas.microsoft.com/office/word/2012/wordml" xmlns:w16cex="http://schemas.microsoft.com/office/word/2018/wordml/cex" xmlns:w16cid="http://schemas.microsoft.com/office/word/2016/wordml/cid" xmlns:w16="http://schemas.microsoft.com/office/word/2018/wordml" xmlns:w16du="http://schemas.microsoft.com/office/word/2023/wordml/word16du" xmlns:w16sdtdh="http://schemas.microsoft.com/office/word/2020/wordml/sdtdatahash" xmlns:w16sdtfl="http://schemas.microsoft.com/office/word/2024/wordml/sdtformatlock" xmlns:w16se="http://schemas.microsoft.com/office/word/2015/wordml/symex" xmlns:wpg="http://schemas.microsoft.com/office/word/2010/wordprocessingGroup" xmlns:wpi="http://schemas.microsoft.com/office/word/2010/wordprocessingInk" xmlns:wne="http://schemas.microsoft.com/office/word/2006/wordml" xmlns:wps="http://schemas.microsoft.com/office/word/2010/wordprocessingShape" mc:Ignorable="w14 w15 w16se w16cid w16 w16cex w16sdtdh w16sdtfl w16du wp14">
   <w:body>
     <w:p>
       <w:pPr>
@@ -544,111 +544,101 @@
           <w:numId w:val="2"/>
         </w:numPr>
         <w:spacing w:after="20" w:line="250" w:lineRule="auto"/>
-      </w:pPr>
-      <w:r>
-        <w:rPr>
-          <w:rFonts w:hint="eastAsia"/>
-          <w:b/>
-          <w:bCs/>
-          <w:color w:val="000000"/>
-        </w:rPr>
-        <w:t>腾讯云运营端监控</w:t>
-      </w:r>
-      <w:r>
-        <w:rPr>
-          <w:b/>
-          <w:bCs/>
-          <w:color w:val="000000"/>
-        </w:rPr>
-        <w:t>：</w:t>
-      </w:r>
-      <w:r>
+        <w:rPr>
+          <w:rFonts w:hint="eastAsia"/>
+        </w:rPr>
+      </w:pPr>
+      <w:r>
+        <w:rPr>
+          <w:b/>
+          <w:bCs/>
+          <w:color w:val="000000"/>
+        </w:rPr>
+        <w:t xml:space="preserve">AI </w:t>
+      </w:r>
+      <w:r>
+        <w:rPr>
+          <w:b/>
+          <w:bCs/>
+          <w:color w:val="000000"/>
+        </w:rPr>
+        <w:t>运维底座：</w:t>
+      </w:r>
+      <w:r>
+        <w:rPr>
+          <w:color w:val="000000"/>
+        </w:rPr>
         <w:t>主导</w:t>
       </w:r>
       <w:r>
         <w:rPr>
-          <w:rFonts w:hint="eastAsia"/>
-        </w:rPr>
-        <w:t>腾讯云运营端可观测平台</w:t>
-      </w:r>
-      <w:r>
-        <w:rPr>
-          <w:rFonts w:hint="eastAsia"/>
-        </w:rPr>
-        <w:t>从</w:t>
-      </w:r>
-      <w:r>
-        <w:rPr>
-          <w:rFonts w:hint="eastAsia"/>
-        </w:rPr>
-        <w:t>0</w:t>
-      </w:r>
-      <w:r>
-        <w:rPr>
-          <w:rFonts w:hint="eastAsia"/>
-        </w:rPr>
-        <w:t>到</w:t>
-      </w:r>
-      <w:r>
-        <w:rPr>
-          <w:rFonts w:hint="eastAsia"/>
-        </w:rPr>
-        <w:t>1</w:t>
-      </w:r>
-      <w:r>
-        <w:rPr>
-          <w:rFonts w:hint="eastAsia"/>
-        </w:rPr>
-        <w:t>落地</w:t>
-      </w:r>
-      <w:r>
-        <w:rPr>
-          <w:rFonts w:hint="eastAsia"/>
-        </w:rPr>
-        <w:t>，</w:t>
-      </w:r>
-      <w:r>
-        <w:t>十亿级</w:t>
-      </w:r>
-      <w:r>
-        <w:rPr>
-          <w:rFonts w:hint="eastAsia"/>
-        </w:rPr>
-        <w:t>时序</w:t>
-      </w:r>
-      <w:r>
-        <w:t>数据规模下完成指标</w:t>
-      </w:r>
-      <w:r>
-        <w:rPr>
-          <w:rFonts w:hint="eastAsia"/>
-        </w:rPr>
-        <w:t>/</w:t>
-      </w:r>
-      <w:r>
-        <w:rPr>
-          <w:rFonts w:hint="eastAsia"/>
-        </w:rPr>
-        <w:t>监控盘与</w:t>
-      </w:r>
-      <w:r>
-        <w:t>监控实体的统一建模、实体级看板自动编排及实时拓扑关联分析，提供高性能查询、故障影响面评估与根因定位能力。</w:t>
-      </w:r>
-      <w:r>
-        <w:rPr>
-          <w:rFonts w:hint="eastAsia"/>
-        </w:rPr>
-        <w:t>并</w:t>
-      </w:r>
-      <w:r>
-        <w:rPr>
-          <w:color w:val="000000"/>
-        </w:rPr>
-        <w:t>把各云产品割裂自建的监控能力收敛为统一平台能力</w:t>
-      </w:r>
-      <w:r>
-        <w:rPr>
-          <w:rFonts w:hint="eastAsia"/>
+          <w:color w:val="000000"/>
+        </w:rPr>
+        <w:t xml:space="preserve"> AI </w:t>
+      </w:r>
+      <w:r>
+        <w:rPr>
+          <w:color w:val="000000"/>
+        </w:rPr>
+        <w:t>运维底座建设，以多</w:t>
+      </w:r>
+      <w:r>
+        <w:rPr>
+          <w:color w:val="000000"/>
+        </w:rPr>
+        <w:t xml:space="preserve"> Agent + </w:t>
+      </w:r>
+      <w:r>
+        <w:rPr>
+          <w:color w:val="000000"/>
+        </w:rPr>
+        <w:t>开放协议构建可扩展架构，并基于该底座落地智能可观测、智能</w:t>
+      </w:r>
+      <w:r>
+        <w:rPr>
+          <w:color w:val="000000"/>
+        </w:rPr>
+        <w:t xml:space="preserve"> CMDB</w:t>
+      </w:r>
+      <w:r>
+        <w:rPr>
+          <w:color w:val="000000"/>
+        </w:rPr>
+        <w:t>，推动运维模式从人工驱动向</w:t>
+      </w:r>
+      <w:r>
+        <w:rPr>
+          <w:color w:val="000000"/>
+        </w:rPr>
+        <w:t xml:space="preserve"> </w:t>
+      </w:r>
+      <w:r>
+        <w:rPr>
+          <w:color w:val="000000"/>
+        </w:rPr>
+        <w:t xml:space="preserve">AI </w:t>
+      </w:r>
+      <w:r>
+        <w:rPr>
+          <w:color w:val="000000"/>
+        </w:rPr>
+        <w:t>辅助与主动运维</w:t>
+      </w:r>
+      <w:r>
+        <w:rPr>
+          <w:color w:val="000000"/>
+        </w:rPr>
+        <w:t>演进</w:t>
+      </w:r>
+      <w:r>
+        <w:rPr>
+          <w:rFonts w:hint="eastAsia"/>
+          <w:color w:val="000000"/>
+        </w:rPr>
+        <w:t>，全面提升全云故障发现和故障定位能力</w:t>
+      </w:r>
+      <w:r>
+        <w:rPr>
           <w:color w:val="000000"/>
         </w:rPr>
         <w:t>。</w:t>
@@ -670,112 +660,106 @@
           <w:bCs/>
           <w:color w:val="000000"/>
         </w:rPr>
-        <w:t>腾讯云</w:t>
-      </w:r>
-      <w:r>
-        <w:rPr>
-          <w:b/>
-          <w:bCs/>
-          <w:color w:val="000000"/>
-        </w:rPr>
-        <w:t xml:space="preserve">CMDB </w:t>
-      </w:r>
-      <w:r>
-        <w:rPr>
-          <w:b/>
-          <w:bCs/>
-          <w:color w:val="000000"/>
-        </w:rPr>
-        <w:t>元数据底座：</w:t>
-      </w:r>
-      <w:r>
-        <w:rPr>
-          <w:color w:val="000000"/>
-        </w:rPr>
-        <w:t>接手并重构腾讯云</w:t>
-      </w:r>
-      <w:r>
-        <w:rPr>
-          <w:color w:val="000000"/>
-        </w:rPr>
-        <w:t xml:space="preserve"> CMDB</w:t>
-      </w:r>
-      <w:r>
-        <w:rPr>
-          <w:color w:val="000000"/>
-        </w:rPr>
-        <w:t>，完成公私有云</w:t>
-      </w:r>
-      <w:r>
-        <w:rPr>
-          <w:color w:val="000000"/>
-        </w:rPr>
-        <w:t>三套异构系统</w:t>
-      </w:r>
-      <w:r>
-        <w:rPr>
-          <w:color w:val="000000"/>
-        </w:rPr>
-        <w:t>统一</w:t>
-      </w:r>
-      <w:r>
-        <w:rPr>
-          <w:rFonts w:hint="eastAsia"/>
-          <w:color w:val="000000"/>
-        </w:rPr>
-        <w:t>和数据模型</w:t>
-      </w:r>
-      <w:r>
-        <w:rPr>
-          <w:color w:val="000000"/>
-        </w:rPr>
-        <w:t>升级，使其</w:t>
-      </w:r>
-      <w:r>
-        <w:rPr>
-          <w:rFonts w:hint="eastAsia"/>
-          <w:color w:val="000000"/>
-        </w:rPr>
-        <w:t>从一张计算资源表升级</w:t>
-      </w:r>
-      <w:r>
-        <w:rPr>
-          <w:rFonts w:hint="eastAsia"/>
-          <w:color w:val="000000"/>
-        </w:rPr>
-        <w:t>为</w:t>
-      </w:r>
-      <w:r>
-        <w:rPr>
-          <w:color w:val="000000"/>
-        </w:rPr>
-        <w:t>支撑</w:t>
-      </w:r>
-      <w:r>
-        <w:rPr>
-          <w:rFonts w:hint="eastAsia"/>
-          <w:color w:val="000000"/>
-        </w:rPr>
-        <w:t>全云</w:t>
-      </w:r>
-      <w:r>
-        <w:rPr>
-          <w:color w:val="000000"/>
-        </w:rPr>
-        <w:t>监控、变更与故障定位的</w:t>
-      </w:r>
-      <w:r>
-        <w:rPr>
-          <w:rFonts w:hint="eastAsia"/>
-          <w:color w:val="000000"/>
-        </w:rPr>
-        <w:t>云</w:t>
-      </w:r>
-      <w:r>
-        <w:rPr>
-          <w:color w:val="000000"/>
-        </w:rPr>
-        <w:t>核心元数据底座。</w:t>
+        <w:t>腾讯云运营端监控</w:t>
+      </w:r>
+      <w:r>
+        <w:rPr>
+          <w:b/>
+          <w:bCs/>
+          <w:color w:val="000000"/>
+        </w:rPr>
+        <w:t>：</w:t>
+      </w:r>
+      <w:r>
+        <w:t>主导</w:t>
+      </w:r>
+      <w:r>
+        <w:rPr>
+          <w:rFonts w:hint="eastAsia"/>
+        </w:rPr>
+        <w:t>腾讯云运营端可观测平台</w:t>
+      </w:r>
+      <w:r>
+        <w:rPr>
+          <w:rFonts w:hint="eastAsia"/>
+        </w:rPr>
+        <w:t>从</w:t>
+      </w:r>
+      <w:r>
+        <w:rPr>
+          <w:rFonts w:hint="eastAsia"/>
+        </w:rPr>
+        <w:t>0</w:t>
+      </w:r>
+      <w:r>
+        <w:rPr>
+          <w:rFonts w:hint="eastAsia"/>
+        </w:rPr>
+        <w:t>到</w:t>
+      </w:r>
+      <w:r>
+        <w:rPr>
+          <w:rFonts w:hint="eastAsia"/>
+        </w:rPr>
+        <w:t>1</w:t>
+      </w:r>
+      <w:r>
+        <w:rPr>
+          <w:rFonts w:hint="eastAsia"/>
+        </w:rPr>
+        <w:t>落地</w:t>
+      </w:r>
+      <w:r>
+        <w:rPr>
+          <w:rFonts w:hint="eastAsia"/>
+        </w:rPr>
+        <w:t>，</w:t>
+      </w:r>
+      <w:r>
+        <w:t>十亿级</w:t>
+      </w:r>
+      <w:r>
+        <w:rPr>
+          <w:rFonts w:hint="eastAsia"/>
+        </w:rPr>
+        <w:t>时序</w:t>
+      </w:r>
+      <w:r>
+        <w:t>数据规模下完成指标</w:t>
+      </w:r>
+      <w:r>
+        <w:rPr>
+          <w:rFonts w:hint="eastAsia"/>
+        </w:rPr>
+        <w:t>/</w:t>
+      </w:r>
+      <w:r>
+        <w:rPr>
+          <w:rFonts w:hint="eastAsia"/>
+        </w:rPr>
+        <w:t>监控盘与</w:t>
+      </w:r>
+      <w:r>
+        <w:t>监控实体的统一建模、实体级看板自动编排及实时拓扑关联分析，提供高性能查询、故障影响面评估与根因定位能力。</w:t>
+      </w:r>
+      <w:r>
+        <w:rPr>
+          <w:rFonts w:hint="eastAsia"/>
+        </w:rPr>
+        <w:t>并</w:t>
+      </w:r>
+      <w:r>
+        <w:rPr>
+          <w:color w:val="000000"/>
+        </w:rPr>
+        <w:t>把各云产品割裂自建的监控能力收敛为统一平台能力</w:t>
+      </w:r>
+      <w:r>
+        <w:rPr>
+          <w:rFonts w:hint="eastAsia"/>
+          <w:color w:val="000000"/>
+        </w:rPr>
+        <w:t>。</w:t>
       </w:r>
     </w:p>
     <w:p>
@@ -789,49 +773,34 @@
       </w:pPr>
       <w:r>
         <w:rPr>
-          <w:b/>
-          <w:bCs/>
-          <w:color w:val="000000"/>
-        </w:rPr>
-        <w:t xml:space="preserve">AI </w:t>
-      </w:r>
-      <w:r>
-        <w:rPr>
-          <w:b/>
-          <w:bCs/>
-          <w:color w:val="000000"/>
-        </w:rPr>
-        <w:t>运维底座：</w:t>
-      </w:r>
-      <w:r>
-        <w:rPr>
-          <w:color w:val="000000"/>
-        </w:rPr>
-        <w:t>主导</w:t>
-      </w:r>
-      <w:r>
-        <w:rPr>
-          <w:color w:val="000000"/>
-        </w:rPr>
-        <w:t xml:space="preserve"> AI </w:t>
-      </w:r>
-      <w:r>
-        <w:rPr>
-          <w:color w:val="000000"/>
-        </w:rPr>
-        <w:t>运维底座建设，以多</w:t>
-      </w:r>
-      <w:r>
-        <w:rPr>
-          <w:color w:val="000000"/>
-        </w:rPr>
-        <w:t xml:space="preserve"> Agent + </w:t>
-      </w:r>
-      <w:r>
-        <w:rPr>
-          <w:color w:val="000000"/>
-        </w:rPr>
-        <w:t>开放协议构建可扩展架构，并基于该底座落地智能可观测、智能</w:t>
+          <w:rFonts w:hint="eastAsia"/>
+          <w:b/>
+          <w:bCs/>
+          <w:color w:val="000000"/>
+        </w:rPr>
+        <w:t>腾讯云</w:t>
+      </w:r>
+      <w:r>
+        <w:rPr>
+          <w:b/>
+          <w:bCs/>
+          <w:color w:val="000000"/>
+        </w:rPr>
+        <w:t xml:space="preserve">CMDB </w:t>
+      </w:r>
+      <w:r>
+        <w:rPr>
+          <w:b/>
+          <w:bCs/>
+          <w:color w:val="000000"/>
+        </w:rPr>
+        <w:t>元数据底座：</w:t>
+      </w:r>
+      <w:r>
+        <w:rPr>
+          <w:color w:val="000000"/>
+        </w:rPr>
+        <w:t>接手并重构腾讯云</w:t>
       </w:r>
       <w:r>
         <w:rPr>
@@ -843,44 +812,78 @@
         <w:rPr>
           <w:color w:val="000000"/>
         </w:rPr>
-        <w:t>，推动运维模式从人工驱动向</w:t>
-      </w:r>
-      <w:r>
-        <w:rPr>
-          <w:color w:val="000000"/>
-        </w:rPr>
-        <w:t xml:space="preserve"> </w:t>
-      </w:r>
-      <w:r>
-        <w:rPr>
-          <w:color w:val="000000"/>
-        </w:rPr>
-        <w:t xml:space="preserve">AI </w:t>
-      </w:r>
-      <w:r>
-        <w:rPr>
-          <w:color w:val="000000"/>
-        </w:rPr>
-        <w:t>辅助与主动运维</w:t>
-      </w:r>
-      <w:r>
-        <w:rPr>
-          <w:color w:val="000000"/>
-        </w:rPr>
-        <w:t>演进</w:t>
-      </w:r>
-      <w:r>
-        <w:rPr>
-          <w:rFonts w:hint="eastAsia"/>
-          <w:color w:val="000000"/>
-        </w:rPr>
-        <w:t>，全面提升全云故障发现和故障定位能力</w:t>
-      </w:r>
-      <w:r>
-        <w:rPr>
-          <w:color w:val="000000"/>
-        </w:rPr>
-        <w:t>。</w:t>
+        <w:t>，完成公私有云</w:t>
+      </w:r>
+      <w:r>
+        <w:rPr>
+          <w:color w:val="000000"/>
+        </w:rPr>
+        <w:t>三套异构系统</w:t>
+      </w:r>
+      <w:r>
+        <w:rPr>
+          <w:color w:val="000000"/>
+        </w:rPr>
+        <w:t>统一</w:t>
+      </w:r>
+      <w:r>
+        <w:rPr>
+          <w:rFonts w:hint="eastAsia"/>
+          <w:color w:val="000000"/>
+        </w:rPr>
+        <w:t>和数据模型</w:t>
+      </w:r>
+      <w:r>
+        <w:rPr>
+          <w:color w:val="000000"/>
+        </w:rPr>
+        <w:t>升级，使其</w:t>
+      </w:r>
+      <w:r>
+        <w:rPr>
+          <w:rFonts w:hint="eastAsia"/>
+          <w:color w:val="000000"/>
+        </w:rPr>
+        <w:t>从一张计算资源表升级</w:t>
+      </w:r>
+      <w:r>
+        <w:rPr>
+          <w:rFonts w:hint="eastAsia"/>
+          <w:color w:val="000000"/>
+        </w:rPr>
+        <w:t>为</w:t>
+      </w:r>
+      <w:r>
+        <w:rPr>
+          <w:color w:val="000000"/>
+        </w:rPr>
+        <w:t>支撑</w:t>
+      </w:r>
+      <w:r>
+        <w:rPr>
+          <w:rFonts w:hint="eastAsia"/>
+          <w:color w:val="000000"/>
+        </w:rPr>
+        <w:t>全云</w:t>
+      </w:r>
+      <w:r>
+        <w:rPr>
+          <w:color w:val="000000"/>
+        </w:rPr>
+        <w:t>监控、变更与故障定位的</w:t>
+      </w:r>
+      <w:r>
+        <w:rPr>
+          <w:rFonts w:hint="eastAsia"/>
+          <w:color w:val="000000"/>
+        </w:rPr>
+        <w:t>云</w:t>
+      </w:r>
+      <w:r>
+        <w:rPr>
+          <w:color w:val="000000"/>
+        </w:rPr>
+        <w:t>核心元数据底座。</w:t>
       </w:r>
     </w:p>
     <w:p>
@@ -2429,13 +2432,8 @@
       <w:r>
         <w:t>、</w:t>
       </w:r>
-      <w:proofErr w:type="spellStart"/>
-      <w:r>
-        <w:t>Flink</w:t>
-      </w:r>
-      <w:proofErr w:type="spellEnd"/>
-      <w:r>
-        <w:t xml:space="preserve"> </w:t>
+      <w:r>
+        <w:t xml:space="preserve">Flink </w:t>
       </w:r>
       <w:r>
         <w:t>流式计算和</w:t>
@@ -4136,20 +4134,7 @@
           <w:color w:val="000000"/>
         </w:rPr>
         <w:tab/>
-      </w:r>
-      <w:proofErr w:type="spellStart"/>
-      <w:r>
-        <w:rPr>
-          <w:color w:val="000000"/>
-        </w:rPr>
-        <w:t>Eino</w:t>
-      </w:r>
-      <w:proofErr w:type="spellEnd"/>
-      <w:r>
-        <w:rPr>
-          <w:color w:val="000000"/>
-        </w:rPr>
-        <w:t xml:space="preserve"> ADK</w:t>
+        <w:t>Eino ADK</w:t>
       </w:r>
       <w:r>
         <w:rPr>
@@ -4372,7 +4357,7 @@
 </file>
 
 <file path=word/numbering.xml><?xml version="1.0" encoding="utf-8"?>
-<w:numbering xmlns:wpc="http://schemas.microsoft.com/office/word/2010/wordprocessingCanvas" xmlns:cx="http://schemas.microsoft.com/office/drawing/2014/chartex" xmlns:cx1="http://schemas.microsoft.com/office/drawing/2015/9/8/chartex" xmlns:cx2="http://schemas.microsoft.com/office/drawing/2015/10/21/chartex" xmlns:cx3="http://schemas.microsoft.com/office/drawing/2016/5/9/chartex" xmlns:cx4="http://schemas.microsoft.com/office/drawing/2016/5/10/chartex" xmlns:cx5="http://schemas.microsoft.com/office/drawing/2016/5/11/chartex" xmlns:cx6="http://schemas.microsoft.com/office/drawing/2016/5/12/chartex" xmlns:cx7="http://schemas.microsoft.com/office/drawing/2016/5/13/chartex" xmlns:cx8="http://schemas.microsoft.com/office/drawing/2016/5/14/chartex" xmlns:mc="http://schemas.openxmlformats.org/markup-compatibility/2006" xmlns:aink="http://schemas.microsoft.com/office/drawing/2016/ink" xmlns:am3d="http://schemas.microsoft.com/office/drawing/2017/model3d" xmlns:o="urn:schemas-microsoft-com:office:office" xmlns:oel="http://schemas.microsoft.com/office/2019/extlst" xmlns:r="http://schemas.openxmlformats.org/officeDocument/2006/relationships" xmlns:m="http://schemas.openxmlformats.org/officeDocument/2006/math" xmlns:v="urn:schemas-microsoft-com:vml" xmlns:wp14="http://schemas.microsoft.com/office/word/2010/wordprocessingDrawing" xmlns:wp="http://schemas.openxmlformats.org/drawingml/2006/wordprocessingDrawing" xmlns:w10="urn:schemas-microsoft-com:office:word" xmlns:w="http://schemas.openxmlformats.org/wordprocessingml/2006/main" xmlns:w14="http://schemas.microsoft.com/office/word/2010/wordml" xmlns:w15="http://schemas.microsoft.com/office/word/2012/wordml" xmlns:w16cex="http://schemas.microsoft.com/office/word/2018/wordml/cex" xmlns:w16cid="http://schemas.microsoft.com/office/word/2016/wordml/cid" xmlns:w16="http://schemas.microsoft.com/office/word/2018/wordml" xmlns:w16du="http://schemas.microsoft.com/office/word/2023/wordml/word16du" xmlns:w16sdtdh="http://schemas.microsoft.com/office/word/2020/wordml/sdtdatahash" xmlns:w16se="http://schemas.microsoft.com/office/word/2015/wordml/symex" xmlns:wpg="http://schemas.microsoft.com/office/word/2010/wordprocessingGroup" xmlns:wpi="http://schemas.microsoft.com/office/word/2010/wordprocessingInk" xmlns:wne="http://schemas.microsoft.com/office/word/2006/wordml" xmlns:wps="http://schemas.microsoft.com/office/word/2010/wordprocessingShape" mc:Ignorable="w14 w15 w16se w16cid w16 w16cex w16sdtdh w16du wp14">
+<w:numbering xmlns:wpc="http://schemas.microsoft.com/office/word/2010/wordprocessingCanvas" xmlns:cx="http://schemas.microsoft.com/office/drawing/2014/chartex" xmlns:cx1="http://schemas.microsoft.com/office/drawing/2015/9/8/chartex" xmlns:cx2="http://schemas.microsoft.com/office/drawing/2015/10/21/chartex" xmlns:cx3="http://schemas.microsoft.com/office/drawing/2016/5/9/chartex" xmlns:cx4="http://schemas.microsoft.com/office/drawing/2016/5/10/chartex" xmlns:cx5="http://schemas.microsoft.com/office/drawing/2016/5/11/chartex" xmlns:cx6="http://schemas.microsoft.com/office/drawing/2016/5/12/chartex" xmlns:cx7="http://schemas.microsoft.com/office/drawing/2016/5/13/chartex" xmlns:cx8="http://schemas.microsoft.com/office/drawing/2016/5/14/chartex" xmlns:mc="http://schemas.openxmlformats.org/markup-compatibility/2006" xmlns:aink="http://schemas.microsoft.com/office/drawing/2016/ink" xmlns:am3d="http://schemas.microsoft.com/office/drawing/2017/model3d" xmlns:o="urn:schemas-microsoft-com:office:office" xmlns:oel="http://schemas.microsoft.com/office/2019/extlst" xmlns:r="http://schemas.openxmlformats.org/officeDocument/2006/relationships" xmlns:m="http://schemas.openxmlformats.org/officeDocument/2006/math" xmlns:v="urn:schemas-microsoft-com:vml" xmlns:wp14="http://schemas.microsoft.com/office/word/2010/wordprocessingDrawing" xmlns:wp="http://schemas.openxmlformats.org/drawingml/2006/wordprocessingDrawing" xmlns:w10="urn:schemas-microsoft-com:office:word" xmlns:w="http://schemas.openxmlformats.org/wordprocessingml/2006/main" xmlns:w14="http://schemas.microsoft.com/office/word/2010/wordml" xmlns:w15="http://schemas.microsoft.com/office/word/2012/wordml" xmlns:w16cex="http://schemas.microsoft.com/office/word/2018/wordml/cex" xmlns:w16cid="http://schemas.microsoft.com/office/word/2016/wordml/cid" xmlns:w16="http://schemas.microsoft.com/office/word/2018/wordml" xmlns:w16du="http://schemas.microsoft.com/office/word/2023/wordml/word16du" xmlns:w16sdtdh="http://schemas.microsoft.com/office/word/2020/wordml/sdtdatahash" xmlns:w16sdtfl="http://schemas.microsoft.com/office/word/2024/wordml/sdtformatlock" xmlns:w16se="http://schemas.microsoft.com/office/word/2015/wordml/symex" xmlns:wpg="http://schemas.microsoft.com/office/word/2010/wordprocessingGroup" xmlns:wpi="http://schemas.microsoft.com/office/word/2010/wordprocessingInk" xmlns:wne="http://schemas.microsoft.com/office/word/2006/wordml" xmlns:wps="http://schemas.microsoft.com/office/word/2010/wordprocessingShape" mc:Ignorable="w14 w15 w16se w16cid w16 w16cex w16sdtdh w16sdtfl w16du wp14">
   <w:abstractNum w:abstractNumId="0" w15:restartNumberingAfterBreak="0">
     <w:nsid w:val="088E6E16"/>
     <w:multiLevelType w:val="hybridMultilevel"/>
@@ -4545,7 +4530,7 @@
 </file>
 
 <file path=word/styles.xml><?xml version="1.0" encoding="utf-8"?>
-<w:styles xmlns:mc="http://schemas.openxmlformats.org/markup-compatibility/2006" xmlns:r="http://schemas.openxmlformats.org/officeDocument/2006/relationships" xmlns:w="http://schemas.openxmlformats.org/wordprocessingml/2006/main" xmlns:w14="http://schemas.microsoft.com/office/word/2010/wordml" xmlns:w15="http://schemas.microsoft.com/office/word/2012/wordml" xmlns:w16cex="http://schemas.microsoft.com/office/word/2018/wordml/cex" xmlns:w16cid="http://schemas.microsoft.com/office/word/2016/wordml/cid" xmlns:w16="http://schemas.microsoft.com/office/word/2018/wordml" xmlns:w16du="http://schemas.microsoft.com/office/word/2023/wordml/word16du" xmlns:w16sdtdh="http://schemas.microsoft.com/office/word/2020/wordml/sdtdatahash" xmlns:w16se="http://schemas.microsoft.com/office/word/2015/wordml/symex" mc:Ignorable="w14 w15 w16se w16cid w16 w16cex w16sdtdh w16du">
+<w:styles xmlns:mc="http://schemas.openxmlformats.org/markup-compatibility/2006" xmlns:r="http://schemas.openxmlformats.org/officeDocument/2006/relationships" xmlns:w="http://schemas.openxmlformats.org/wordprocessingml/2006/main" xmlns:w14="http://schemas.microsoft.com/office/word/2010/wordml" xmlns:w15="http://schemas.microsoft.com/office/word/2012/wordml" xmlns:w16cex="http://schemas.microsoft.com/office/word/2018/wordml/cex" xmlns:w16cid="http://schemas.microsoft.com/office/word/2016/wordml/cid" xmlns:w16="http://schemas.microsoft.com/office/word/2018/wordml" xmlns:w16du="http://schemas.microsoft.com/office/word/2023/wordml/word16du" xmlns:w16sdtdh="http://schemas.microsoft.com/office/word/2020/wordml/sdtdatahash" xmlns:w16sdtfl="http://schemas.microsoft.com/office/word/2024/wordml/sdtformatlock" xmlns:w16se="http://schemas.microsoft.com/office/word/2015/wordml/symex" mc:Ignorable="w14 w15 w16se w16cid w16 w16cex w16sdtdh w16sdtfl w16du">
   <w:docDefaults>
     <w:rPrDefault>
       <w:rPr>
